--- a/QTQLĐT&HTQT03/QTQLĐT&HTQT03BM08.docx
+++ b/QTQLĐT&HTQT03/QTQLĐT&HTQT03BM08.docx
@@ -1,7 +1,2357 @@
 
 <file path=word/document.xml><?xml version="1.0" encoding="utf-8"?>
-<w:document xmlns:wpc="http://schemas.microsoft.com/office/word/2010/wordprocessingCanvas" xmlns:cx="http://schemas.microsoft.com/office/drawing/2014/chartex" xmlns:cx1="http://schemas.microsoft.com/office/drawing/2015/9/8/chartex" xmlns:cx2="http://schemas.microsoft.com/office/drawing/2015/10/21/chartex" xmlns:cx3="http://schemas.microsoft.com/office/drawing/2016/5/9/chartex" xmlns:cx4="http://schemas.microsoft.com/office/drawing/2016/5/10/chartex" xmlns:cx5="http://schemas.microsoft.com/office/drawing/2016/5/11/chartex" xmlns:cx6="http://schemas.microsoft.com/office/drawing/2016/5/12/chartex" xmlns:cx7="http://schemas.microsoft.com/office/drawing/2016/5/13/chartex" xmlns:cx8="http://schemas.microsoft.com/office/drawing/2016/5/14/chartex" xmlns:mc="http://schemas.openxmlformats.org/markup-compatibility/2006" xmlns:aink="http://schemas.microsoft.com/office/drawing/2016/ink" xmlns:am3d="http://schemas.microsoft.com/office/drawing/2017/model3d" xmlns:o="urn:schemas-microsoft-com:office:office" xmlns:oel="http://schemas.microsoft.com/office/2019/extlst" xmlns:r="http://schemas.openxmlformats.org/officeDocument/2006/relationships" xmlns:m="http://schemas.openxmlformats.org/officeDocument/2006/math" xmlns:v="urn:schemas-microsoft-com:vml" xmlns:wp14="http://schemas.microsoft.com/office/word/2010/wordprocessingDrawing" xmlns:wp="http://schemas.openxmlformats.org/drawingml/2006/wordprocessingDrawing" xmlns:w10="urn:schemas-microsoft-com:office:word" xmlns:w="http://schemas.openxmlformats.org/wordprocessingml/2006/main" xmlns:w14="http://schemas.microsoft.com/office/word/2010/wordml" xmlns:w15="http://schemas.microsoft.com/office/word/2012/wordml" xmlns:w16cex="http://schemas.microsoft.com/office/word/2018/wordml/cex" xmlns:w16cid="http://schemas.microsoft.com/office/word/2016/wordml/cid" xmlns:w16="http://schemas.microsoft.com/office/word/2018/wordml" xmlns:w16sdtdh="http://schemas.microsoft.com/office/word/2020/wordml/sdtdatahash" xmlns:w16se="http://schemas.microsoft.com/office/word/2015/wordml/symex" xmlns:wpg="http://schemas.microsoft.com/office/word/2010/wordprocessingGroup" xmlns:wpi="http://schemas.microsoft.com/office/word/2010/wordprocessingInk" xmlns:wne="http://schemas.microsoft.com/office/word/2006/wordml" xmlns:wps="http://schemas.microsoft.com/office/word/2010/wordprocessingShape" mc:Ignorable="w14 w15 w16se w16cid w16 w16cex w16sdtdh wp14">
+<w:document xmlns:wpc="http://schemas.microsoft.com/office/word/2010/wordprocessingCanvas" xmlns:cx="http://schemas.microsoft.com/office/drawing/2014/chartex" xmlns:cx1="http://schemas.microsoft.com/office/drawing/2015/9/8/chartex" xmlns:cx2="http://schemas.microsoft.com/office/drawing/2015/10/21/chartex" xmlns:cx3="http://schemas.microsoft.com/office/drawing/2016/5/9/chartex" xmlns:cx4="http://schemas.microsoft.com/office/drawing/2016/5/10/chartex" xmlns:cx5="http://schemas.microsoft.com/office/drawing/2016/5/11/chartex" xmlns:cx6="http://schemas.microsoft.com/office/drawing/2016/5/12/chartex" xmlns:cx7="http://schemas.microsoft.com/office/drawing/2016/5/13/chartex" xmlns:cx8="http://schemas.microsoft.com/office/drawing/2016/5/14/chartex" xmlns:mc="http://schemas.openxmlformats.org/markup-compatibility/2006" xmlns:aink="http://schemas.microsoft.com/office/drawing/2016/ink" xmlns:am3d="http://schemas.microsoft.com/office/drawing/2017/model3d" xmlns:o="urn:schemas-microsoft-com:office:office" xmlns:oel="http://schemas.microsoft.com/office/2019/extlst" xmlns:r="http://schemas.openxmlformats.org/officeDocument/2006/relationships" xmlns:m="http://schemas.openxmlformats.org/officeDocument/2006/math" xmlns:v="urn:schemas-microsoft-com:vml" xmlns:wp14="http://schemas.microsoft.com/office/word/2010/wordprocessingDrawing" xmlns:wp="http://schemas.openxmlformats.org/drawingml/2006/wordprocessingDrawing" xmlns:w10="urn:schemas-microsoft-com:office:word" xmlns:w="http://schemas.openxmlformats.org/wordprocessingml/2006/main" xmlns:w14="http://schemas.microsoft.com/office/word/2010/wordml" xmlns:w15="http://schemas.microsoft.com/office/word/2012/wordml" xmlns:w16cex="http://schemas.microsoft.com/office/word/2018/wordml/cex" xmlns:w16cid="http://schemas.microsoft.com/office/word/2016/wordml/cid" xmlns:w16="http://schemas.microsoft.com/office/word/2018/wordml" xmlns:w16du="http://schemas.microsoft.com/office/word/2023/wordml/word16du" xmlns:w16sdtdh="http://schemas.microsoft.com/office/word/2020/wordml/sdtdatahash" xmlns:w16sdtfl="http://schemas.microsoft.com/office/word/2024/wordml/sdtformatlock" xmlns:w16se="http://schemas.microsoft.com/office/word/2015/wordml/symex" xmlns:wpg="http://schemas.microsoft.com/office/word/2010/wordprocessingGroup" xmlns:wpi="http://schemas.microsoft.com/office/word/2010/wordprocessingInk" xmlns:wne="http://schemas.microsoft.com/office/word/2006/wordml" xmlns:wps="http://schemas.microsoft.com/office/word/2010/wordprocessingShape" mc:Ignorable="w14 w15 w16se w16cid w16 w16cex w16sdtdh w16sdtfl w16du wp14">
   <w:body>
+    <w:tbl>
+      <w:tblPr>
+        <w:tblStyle w:val="TableGrid"/>
+        <w:tblW w:w="9356" w:type="dxa"/>
+        <w:tblInd w:w="108" w:type="dxa"/>
+        <w:tblBorders>
+          <w:top w:val="none" w:sz="0" w:space="0" w:color="auto"/>
+          <w:left w:val="none" w:sz="0" w:space="0" w:color="auto"/>
+          <w:bottom w:val="none" w:sz="0" w:space="0" w:color="auto"/>
+          <w:right w:val="none" w:sz="0" w:space="0" w:color="auto"/>
+          <w:insideH w:val="none" w:sz="0" w:space="0" w:color="auto"/>
+          <w:insideV w:val="none" w:sz="0" w:space="0" w:color="auto"/>
+        </w:tblBorders>
+        <w:tblLook w:val="04A0" w:firstRow="1" w:lastRow="0" w:firstColumn="1" w:lastColumn="0" w:noHBand="0" w:noVBand="1"/>
+      </w:tblPr>
+      <w:tblGrid>
+        <w:gridCol w:w="3312"/>
+        <w:gridCol w:w="6044"/>
+      </w:tblGrid>
+      <w:tr>
+        <w:tc>
+          <w:tcPr>
+            <w:tcW w:w="3312" w:type="dxa"/>
+          </w:tcPr>
+          <w:p>
+            <w:pPr>
+              <w:shd w:val="clear" w:color="auto" w:fill="FFFFFF" w:themeFill="background1"/>
+              <w:tabs>
+                <w:tab w:val="left" w:pos="68"/>
+              </w:tabs>
+              <w:spacing w:before="60" w:after="60"/>
+              <w:jc w:val="center"/>
+              <w:rPr>
+                <w:noProof/>
+                <w:color w:val="000000" w:themeColor="text1"/>
+                <w:sz w:val="24"/>
+                <w:szCs w:val="24"/>
+              </w:rPr>
+            </w:pPr>
+            <w:r>
+              <w:rPr>
+                <w:noProof/>
+                <w:color w:val="000000" w:themeColor="text1"/>
+                <w:sz w:val="24"/>
+                <w:szCs w:val="24"/>
+              </w:rPr>
+              <w:t>BỘ Y TẾ</w:t>
+            </w:r>
+          </w:p>
+          <w:p>
+            <w:pPr>
+              <w:shd w:val="clear" w:color="auto" w:fill="FFFFFF" w:themeFill="background1"/>
+              <w:tabs>
+                <w:tab w:val="left" w:pos="0"/>
+              </w:tabs>
+              <w:spacing w:before="60" w:after="60"/>
+              <w:rPr>
+                <w:b/>
+                <w:noProof/>
+                <w:color w:val="000000" w:themeColor="text1"/>
+                <w:sz w:val="24"/>
+                <w:szCs w:val="24"/>
+              </w:rPr>
+            </w:pPr>
+            <w:r>
+              <w:rPr>
+                <w:b/>
+                <w:noProof/>
+                <w:color w:val="000000" w:themeColor="text1"/>
+                <w:sz w:val="24"/>
+                <w:szCs w:val="24"/>
+              </w:rPr>
+              <w:t xml:space="preserve">BỆNH VIỆN PHỤ SẢN </w:t>
+            </w:r>
+          </w:p>
+          <w:p>
+            <w:pPr>
+              <w:shd w:val="clear" w:color="auto" w:fill="FFFFFF" w:themeFill="background1"/>
+              <w:tabs>
+                <w:tab w:val="left" w:pos="68"/>
+              </w:tabs>
+              <w:spacing w:before="60" w:after="60"/>
+              <w:jc w:val="center"/>
+              <w:rPr>
+                <w:noProof/>
+                <w:color w:val="000000" w:themeColor="text1"/>
+                <w:sz w:val="24"/>
+                <w:szCs w:val="24"/>
+              </w:rPr>
+            </w:pPr>
+            <w:r>
+              <w:rPr>
+                <w:b/>
+                <w:noProof/>
+                <w:color w:val="000000" w:themeColor="text1"/>
+                <w:sz w:val="24"/>
+                <w:szCs w:val="24"/>
+                <w14:ligatures w14:val="standardContextual"/>
+              </w:rPr>
+              <mc:AlternateContent>
+                <mc:Choice Requires="wps">
+                  <w:drawing>
+                    <wp:anchor distT="0" distB="0" distL="114300" distR="114300" simplePos="0" relativeHeight="251659264" behindDoc="0" locked="0" layoutInCell="1" allowOverlap="1" wp14:anchorId="19BB5AF5" wp14:editId="439D2EC3">
+                      <wp:simplePos x="0" y="0"/>
+                      <wp:positionH relativeFrom="column">
+                        <wp:posOffset>432435</wp:posOffset>
+                      </wp:positionH>
+                      <wp:positionV relativeFrom="paragraph">
+                        <wp:posOffset>194310</wp:posOffset>
+                      </wp:positionV>
+                      <wp:extent cx="1066800" cy="0"/>
+                      <wp:effectExtent l="0" t="0" r="19050" b="19050"/>
+                      <wp:wrapNone/>
+                      <wp:docPr id="1903682371" name="Straight Connector 1903682371"/>
+                      <wp:cNvGraphicFramePr/>
+                      <a:graphic xmlns:a="http://schemas.openxmlformats.org/drawingml/2006/main">
+                        <a:graphicData uri="http://schemas.microsoft.com/office/word/2010/wordprocessingShape">
+                          <wps:wsp>
+                            <wps:cNvCnPr/>
+                            <wps:spPr>
+                              <a:xfrm>
+                                <a:off x="0" y="0"/>
+                                <a:ext cx="1066800" cy="0"/>
+                              </a:xfrm>
+                              <a:prstGeom prst="line">
+                                <a:avLst/>
+                              </a:prstGeom>
+                            </wps:spPr>
+                            <wps:style>
+                              <a:lnRef idx="1">
+                                <a:schemeClr val="dk1"/>
+                              </a:lnRef>
+                              <a:fillRef idx="0">
+                                <a:schemeClr val="dk1"/>
+                              </a:fillRef>
+                              <a:effectRef idx="0">
+                                <a:schemeClr val="dk1"/>
+                              </a:effectRef>
+                              <a:fontRef idx="minor">
+                                <a:schemeClr val="tx1"/>
+                              </a:fontRef>
+                            </wps:style>
+                            <wps:bodyPr/>
+                          </wps:wsp>
+                        </a:graphicData>
+                      </a:graphic>
+                    </wp:anchor>
+                  </w:drawing>
+                </mc:Choice>
+                <mc:Fallback>
+                  <w:pict>
+                    <v:line w14:anchorId="325161C6" id="Straight Connector 1903682371" o:spid="_x0000_s1026" style="position:absolute;z-index:251659264;visibility:visible;mso-wrap-style:square;mso-wrap-distance-left:9pt;mso-wrap-distance-top:0;mso-wrap-distance-right:9pt;mso-wrap-distance-bottom:0;mso-position-horizontal:absolute;mso-position-horizontal-relative:text;mso-position-vertical:absolute;mso-position-vertical-relative:text" from="34.05pt,15.3pt" to="118.05pt,15.3pt" o:gfxdata="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" strokecolor="black [3200]" strokeweight=".5pt">
+                      <v:stroke joinstyle="miter"/>
+                    </v:line>
+                  </w:pict>
+                </mc:Fallback>
+              </mc:AlternateContent>
+            </w:r>
+            <w:r>
+              <w:rPr>
+                <w:b/>
+                <w:noProof/>
+                <w:color w:val="000000" w:themeColor="text1"/>
+                <w:sz w:val="24"/>
+                <w:szCs w:val="24"/>
+              </w:rPr>
+              <w:t>TRUNG ƯƠNG</w:t>
+            </w:r>
+          </w:p>
+          <w:p>
+            <w:pPr>
+              <w:shd w:val="clear" w:color="auto" w:fill="FFFFFF" w:themeFill="background1"/>
+              <w:tabs>
+                <w:tab w:val="left" w:pos="68"/>
+              </w:tabs>
+              <w:spacing w:before="60" w:after="60"/>
+              <w:jc w:val="center"/>
+              <w:rPr>
+                <w:noProof/>
+                <w:color w:val="000000" w:themeColor="text1"/>
+                <w:sz w:val="24"/>
+                <w:szCs w:val="24"/>
+              </w:rPr>
+            </w:pPr>
+            <w:r>
+              <w:rPr>
+                <w:noProof/>
+                <w:color w:val="000000" w:themeColor="text1"/>
+                <w:sz w:val="24"/>
+                <w:szCs w:val="24"/>
+              </w:rPr>
+              <w:t xml:space="preserve">Số: </w:t>
+            </w:r>
+            <w:r>
+              <w:rPr>
+                <w:noProof/>
+                <w:color w:val="000000" w:themeColor="text1"/>
+                <w:sz w:val="24"/>
+                <w:szCs w:val="24"/>
+                <w:lang w:val="en-US"/>
+              </w:rPr>
+              <w:t>[[So]]</w:t>
+            </w:r>
+            <w:r>
+              <w:rPr>
+                <w:noProof/>
+                <w:color w:val="000000" w:themeColor="text1"/>
+                <w:sz w:val="24"/>
+                <w:szCs w:val="24"/>
+              </w:rPr>
+              <w:t>/HĐTH-PSTW</w:t>
+            </w:r>
+          </w:p>
+        </w:tc>
+        <w:tc>
+          <w:tcPr>
+            <w:tcW w:w="6044" w:type="dxa"/>
+          </w:tcPr>
+          <w:p>
+            <w:pPr>
+              <w:shd w:val="clear" w:color="auto" w:fill="FFFFFF" w:themeFill="background1"/>
+              <w:spacing w:before="60" w:after="60"/>
+              <w:jc w:val="center"/>
+              <w:rPr>
+                <w:b/>
+                <w:noProof/>
+                <w:color w:val="000000" w:themeColor="text1"/>
+                <w:sz w:val="24"/>
+                <w:szCs w:val="24"/>
+              </w:rPr>
+            </w:pPr>
+            <w:r>
+              <w:rPr>
+                <w:b/>
+                <w:noProof/>
+                <w:color w:val="000000" w:themeColor="text1"/>
+                <w:sz w:val="24"/>
+                <w:szCs w:val="24"/>
+              </w:rPr>
+              <w:t>CỘNG HÒA XÃ HỘI CHỦ NGHĨA VIỆT NAM</w:t>
+            </w:r>
+          </w:p>
+          <w:p>
+            <w:pPr>
+              <w:shd w:val="clear" w:color="auto" w:fill="FFFFFF" w:themeFill="background1"/>
+              <w:spacing w:before="60" w:after="60"/>
+              <w:jc w:val="center"/>
+              <w:rPr>
+                <w:b/>
+                <w:noProof/>
+                <w:color w:val="000000" w:themeColor="text1"/>
+                <w:sz w:val="26"/>
+                <w:szCs w:val="26"/>
+              </w:rPr>
+            </w:pPr>
+            <w:r>
+              <w:rPr>
+                <w:b/>
+                <w:noProof/>
+                <w:color w:val="000000" w:themeColor="text1"/>
+                <w:sz w:val="26"/>
+                <w:szCs w:val="26"/>
+                <w14:ligatures w14:val="standardContextual"/>
+              </w:rPr>
+              <mc:AlternateContent>
+                <mc:Choice Requires="wps">
+                  <w:drawing>
+                    <wp:anchor distT="0" distB="0" distL="114300" distR="114300" simplePos="0" relativeHeight="251660288" behindDoc="0" locked="0" layoutInCell="1" allowOverlap="1" wp14:anchorId="0017CCCE" wp14:editId="2C18A5C5">
+                      <wp:simplePos x="0" y="0"/>
+                      <wp:positionH relativeFrom="column">
+                        <wp:posOffset>843915</wp:posOffset>
+                      </wp:positionH>
+                      <wp:positionV relativeFrom="paragraph">
+                        <wp:posOffset>188595</wp:posOffset>
+                      </wp:positionV>
+                      <wp:extent cx="1952625" cy="0"/>
+                      <wp:effectExtent l="0" t="0" r="9525" b="19050"/>
+                      <wp:wrapNone/>
+                      <wp:docPr id="1903682372" name="Straight Connector 1903682372"/>
+                      <wp:cNvGraphicFramePr/>
+                      <a:graphic xmlns:a="http://schemas.openxmlformats.org/drawingml/2006/main">
+                        <a:graphicData uri="http://schemas.microsoft.com/office/word/2010/wordprocessingShape">
+                          <wps:wsp>
+                            <wps:cNvCnPr/>
+                            <wps:spPr>
+                              <a:xfrm>
+                                <a:off x="0" y="0"/>
+                                <a:ext cx="1952625" cy="0"/>
+                              </a:xfrm>
+                              <a:prstGeom prst="line">
+                                <a:avLst/>
+                              </a:prstGeom>
+                            </wps:spPr>
+                            <wps:style>
+                              <a:lnRef idx="1">
+                                <a:schemeClr val="dk1"/>
+                              </a:lnRef>
+                              <a:fillRef idx="0">
+                                <a:schemeClr val="dk1"/>
+                              </a:fillRef>
+                              <a:effectRef idx="0">
+                                <a:schemeClr val="dk1"/>
+                              </a:effectRef>
+                              <a:fontRef idx="minor">
+                                <a:schemeClr val="tx1"/>
+                              </a:fontRef>
+                            </wps:style>
+                            <wps:bodyPr/>
+                          </wps:wsp>
+                        </a:graphicData>
+                      </a:graphic>
+                      <wp14:sizeRelH relativeFrom="margin">
+                        <wp14:pctWidth>0</wp14:pctWidth>
+                      </wp14:sizeRelH>
+                    </wp:anchor>
+                  </w:drawing>
+                </mc:Choice>
+                <mc:Fallback>
+                  <w:pict>
+                    <v:line w14:anchorId="03CDF525" id="Straight Connector 1903682372" o:spid="_x0000_s1026" style="position:absolute;z-index:251660288;visibility:visible;mso-wrap-style:square;mso-width-percent:0;mso-wrap-distance-left:9pt;mso-wrap-distance-top:0;mso-wrap-distance-right:9pt;mso-wrap-distance-bottom:0;mso-position-horizontal:absolute;mso-position-horizontal-relative:text;mso-position-vertical:absolute;mso-position-vertical-relative:text;mso-width-percent:0;mso-width-relative:margin" from="66.45pt,14.85pt" to="220.2pt,14.85pt" o:gfxdata="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" strokecolor="black [3200]" strokeweight=".5pt">
+                      <v:stroke joinstyle="miter"/>
+                    </v:line>
+                  </w:pict>
+                </mc:Fallback>
+              </mc:AlternateContent>
+            </w:r>
+            <w:r>
+              <w:rPr>
+                <w:b/>
+                <w:noProof/>
+                <w:color w:val="000000" w:themeColor="text1"/>
+                <w:sz w:val="26"/>
+                <w:szCs w:val="26"/>
+              </w:rPr>
+              <w:t>Độc lập - Tự do - Hạnh phúc</w:t>
+            </w:r>
+          </w:p>
+          <w:p>
+            <w:pPr>
+              <w:shd w:val="clear" w:color="auto" w:fill="FFFFFF" w:themeFill="background1"/>
+              <w:spacing w:before="60" w:after="60"/>
+              <w:jc w:val="right"/>
+              <w:rPr>
+                <w:b/>
+                <w:noProof/>
+                <w:color w:val="000000" w:themeColor="text1"/>
+                <w:sz w:val="26"/>
+                <w:szCs w:val="26"/>
+              </w:rPr>
+            </w:pPr>
+          </w:p>
+          <w:p>
+            <w:pPr>
+              <w:shd w:val="clear" w:color="auto" w:fill="FFFFFF" w:themeFill="background1"/>
+              <w:spacing w:before="60" w:after="60"/>
+              <w:jc w:val="right"/>
+              <w:rPr>
+                <w:b/>
+                <w:noProof/>
+                <w:color w:val="000000" w:themeColor="text1"/>
+                <w:sz w:val="26"/>
+                <w:szCs w:val="26"/>
+              </w:rPr>
+            </w:pPr>
+            <w:r>
+              <w:rPr>
+                <w:i/>
+                <w:noProof/>
+                <w:color w:val="000000" w:themeColor="text1"/>
+                <w:sz w:val="26"/>
+                <w:szCs w:val="26"/>
+              </w:rPr>
+              <w:t xml:space="preserve">           Hà Nội, </w:t>
+            </w:r>
+            <w:r>
+              <w:rPr>
+                <w:i/>
+                <w:noProof/>
+                <w:color w:val="000000" w:themeColor="text1"/>
+                <w:sz w:val="26"/>
+                <w:szCs w:val="26"/>
+                <w:lang w:val="en-US"/>
+              </w:rPr>
+              <w:t>[[</w:t>
+            </w:r>
+            <w:r>
+              <w:rPr>
+                <w:i/>
+                <w:noProof/>
+                <w:color w:val="000000" w:themeColor="text1"/>
+                <w:sz w:val="26"/>
+                <w:szCs w:val="26"/>
+                <w:lang w:val="en-US"/>
+              </w:rPr>
+              <w:t>NgayThangNamHienTaiDayDu</w:t>
+            </w:r>
+            <w:r>
+              <w:rPr>
+                <w:i/>
+                <w:noProof/>
+                <w:color w:val="000000" w:themeColor="text1"/>
+                <w:sz w:val="26"/>
+                <w:szCs w:val="26"/>
+                <w:lang w:val="en-US"/>
+              </w:rPr>
+              <w:t>]]</w:t>
+            </w:r>
+            <w:r>
+              <w:rPr>
+                <w:i/>
+                <w:noProof/>
+                <w:color w:val="000000" w:themeColor="text1"/>
+                <w:sz w:val="26"/>
+                <w:szCs w:val="26"/>
+              </w:rPr>
+              <w:t xml:space="preserve">  </w:t>
+            </w:r>
+          </w:p>
+        </w:tc>
+      </w:tr>
+    </w:tbl>
+    <w:p>
+      <w:pPr>
+        <w:shd w:val="clear" w:color="auto" w:fill="FFFFFF" w:themeFill="background1"/>
+        <w:rPr>
+          <w:b/>
+          <w:bCs/>
+          <w:color w:val="000000" w:themeColor="text1"/>
+          <w:sz w:val="20"/>
+          <w:szCs w:val="26"/>
+        </w:rPr>
+      </w:pPr>
+    </w:p>
+    <w:p>
+      <w:pPr>
+        <w:shd w:val="clear" w:color="auto" w:fill="FFFFFF" w:themeFill="background1"/>
+        <w:spacing w:line="276" w:lineRule="auto"/>
+        <w:jc w:val="center"/>
+        <w:rPr>
+          <w:color w:val="000000" w:themeColor="text1"/>
+          <w:sz w:val="26"/>
+          <w:szCs w:val="26"/>
+          <w:lang w:val="vi-VN"/>
+        </w:rPr>
+      </w:pPr>
+      <w:r>
+        <w:rPr>
+          <w:b/>
+          <w:bCs/>
+          <w:color w:val="000000" w:themeColor="text1"/>
+          <w:sz w:val="26"/>
+          <w:szCs w:val="26"/>
+          <w:lang w:val="vi-VN"/>
+        </w:rPr>
+        <w:t>HỢP ĐỒNG</w:t>
+      </w:r>
+    </w:p>
+    <w:p>
+      <w:pPr>
+        <w:shd w:val="clear" w:color="auto" w:fill="FFFFFF" w:themeFill="background1"/>
+        <w:spacing w:line="276" w:lineRule="auto"/>
+        <w:jc w:val="center"/>
+        <w:rPr>
+          <w:color w:val="000000" w:themeColor="text1"/>
+          <w:sz w:val="26"/>
+          <w:szCs w:val="26"/>
+          <w:lang w:val="vi-VN"/>
+        </w:rPr>
+      </w:pPr>
+      <w:r>
+        <w:rPr>
+          <w:b/>
+          <w:bCs/>
+          <w:color w:val="000000" w:themeColor="text1"/>
+          <w:sz w:val="26"/>
+          <w:szCs w:val="26"/>
+          <w:lang w:val="vi-VN"/>
+        </w:rPr>
+        <w:t>THỰC HÀNH KHÁM BỆNH, CHỮA BỆNH</w:t>
+      </w:r>
+    </w:p>
+    <w:p>
+      <w:pPr>
+        <w:shd w:val="clear" w:color="auto" w:fill="FFFFFF" w:themeFill="background1"/>
+        <w:tabs>
+          <w:tab w:val="left" w:pos="720"/>
+        </w:tabs>
+        <w:spacing w:after="0" w:line="360" w:lineRule="auto"/>
+        <w:ind w:firstLine="90"/>
+        <w:jc w:val="both"/>
+        <w:rPr>
+          <w:i/>
+          <w:color w:val="000000" w:themeColor="text1"/>
+          <w:sz w:val="26"/>
+          <w:szCs w:val="26"/>
+        </w:rPr>
+      </w:pPr>
+      <w:r>
+        <w:rPr>
+          <w:i/>
+          <w:color w:val="000000" w:themeColor="text1"/>
+          <w:sz w:val="26"/>
+          <w:szCs w:val="26"/>
+          <w:lang w:val="vi-VN"/>
+        </w:rPr>
+        <w:tab/>
+        <w:t xml:space="preserve">Căn cứ </w:t>
+      </w:r>
+      <w:r>
+        <w:rPr>
+          <w:i/>
+          <w:color w:val="000000" w:themeColor="text1"/>
+          <w:sz w:val="26"/>
+          <w:szCs w:val="26"/>
+        </w:rPr>
+        <w:t>[[</w:t>
+      </w:r>
+      <w:r>
+        <w:rPr>
+          <w:i/>
+          <w:color w:val="000000" w:themeColor="text1"/>
+          <w:sz w:val="26"/>
+          <w:szCs w:val="26"/>
+        </w:rPr>
+        <w:t>Cancu</w:t>
+      </w:r>
+      <w:r>
+        <w:rPr>
+          <w:i/>
+          <w:color w:val="000000" w:themeColor="text1"/>
+          <w:sz w:val="26"/>
+          <w:szCs w:val="26"/>
+        </w:rPr>
+        <w:t>]]</w:t>
+      </w:r>
+      <w:r>
+        <w:rPr>
+          <w:i/>
+          <w:color w:val="000000" w:themeColor="text1"/>
+          <w:sz w:val="26"/>
+          <w:szCs w:val="26"/>
+          <w:lang w:val="vi-VN"/>
+        </w:rPr>
+        <w:t>;</w:t>
+      </w:r>
+    </w:p>
+    <w:p>
+      <w:pPr>
+        <w:shd w:val="clear" w:color="auto" w:fill="FFFFFF" w:themeFill="background1"/>
+        <w:tabs>
+          <w:tab w:val="left" w:pos="720"/>
+        </w:tabs>
+        <w:spacing w:after="0" w:line="360" w:lineRule="auto"/>
+        <w:ind w:firstLine="709"/>
+        <w:jc w:val="both"/>
+        <w:rPr>
+          <w:i/>
+          <w:color w:val="000000" w:themeColor="text1"/>
+          <w:sz w:val="26"/>
+          <w:szCs w:val="26"/>
+        </w:rPr>
+      </w:pPr>
+      <w:r>
+        <w:rPr>
+          <w:i/>
+          <w:color w:val="000000" w:themeColor="text1"/>
+          <w:sz w:val="26"/>
+          <w:szCs w:val="26"/>
+          <w:lang w:val="vi-VN"/>
+        </w:rPr>
+        <w:t>Căn cứ</w:t>
+      </w:r>
+      <w:r>
+        <w:rPr>
+          <w:i/>
+          <w:color w:val="000000" w:themeColor="text1"/>
+          <w:sz w:val="26"/>
+          <w:szCs w:val="26"/>
+        </w:rPr>
+        <w:t xml:space="preserve"> </w:t>
+      </w:r>
+      <w:r>
+        <w:rPr>
+          <w:i/>
+          <w:color w:val="000000" w:themeColor="text1"/>
+          <w:sz w:val="26"/>
+          <w:szCs w:val="26"/>
+        </w:rPr>
+        <w:t>[[</w:t>
+      </w:r>
+      <w:r>
+        <w:rPr>
+          <w:i/>
+          <w:color w:val="000000" w:themeColor="text1"/>
+          <w:sz w:val="26"/>
+          <w:szCs w:val="26"/>
+        </w:rPr>
+        <w:t>Cancu</w:t>
+      </w:r>
+      <w:r>
+        <w:rPr>
+          <w:i/>
+          <w:color w:val="000000" w:themeColor="text1"/>
+          <w:sz w:val="26"/>
+          <w:szCs w:val="26"/>
+        </w:rPr>
+        <w:t>2</w:t>
+      </w:r>
+      <w:r>
+        <w:rPr>
+          <w:i/>
+          <w:color w:val="000000" w:themeColor="text1"/>
+          <w:sz w:val="26"/>
+          <w:szCs w:val="26"/>
+        </w:rPr>
+        <w:t>]]</w:t>
+      </w:r>
+    </w:p>
+    <w:p>
+      <w:pPr>
+        <w:shd w:val="clear" w:color="auto" w:fill="FFFFFF" w:themeFill="background1"/>
+        <w:tabs>
+          <w:tab w:val="left" w:pos="720"/>
+        </w:tabs>
+        <w:spacing w:after="0" w:line="360" w:lineRule="auto"/>
+        <w:ind w:firstLine="90"/>
+        <w:jc w:val="both"/>
+        <w:rPr>
+          <w:i/>
+          <w:color w:val="000000" w:themeColor="text1"/>
+          <w:sz w:val="26"/>
+          <w:szCs w:val="26"/>
+          <w:lang w:val="es-ES"/>
+        </w:rPr>
+      </w:pPr>
+      <w:r>
+        <w:rPr>
+          <w:i/>
+          <w:color w:val="000000" w:themeColor="text1"/>
+          <w:sz w:val="26"/>
+          <w:szCs w:val="26"/>
+          <w:lang w:val="vi-VN"/>
+        </w:rPr>
+        <w:tab/>
+      </w:r>
+      <w:r>
+        <w:rPr>
+          <w:i/>
+          <w:color w:val="000000" w:themeColor="text1"/>
+          <w:sz w:val="26"/>
+          <w:szCs w:val="26"/>
+          <w:lang w:val="es-ES"/>
+        </w:rPr>
+        <w:t xml:space="preserve">Hôm nay, </w:t>
+      </w:r>
+      <w:r>
+        <w:rPr>
+          <w:i/>
+          <w:color w:val="000000" w:themeColor="text1"/>
+          <w:sz w:val="26"/>
+          <w:szCs w:val="26"/>
+          <w:lang w:val="es-ES"/>
+        </w:rPr>
+        <w:t>[[</w:t>
+      </w:r>
+      <w:r>
+        <w:rPr>
+          <w:i/>
+          <w:noProof/>
+          <w:color w:val="000000" w:themeColor="text1"/>
+          <w:sz w:val="26"/>
+          <w:szCs w:val="26"/>
+        </w:rPr>
+        <w:t>NgayThangNamHienTaiDayDu</w:t>
+      </w:r>
+      <w:r>
+        <w:rPr>
+          <w:i/>
+          <w:color w:val="000000" w:themeColor="text1"/>
+          <w:sz w:val="26"/>
+          <w:szCs w:val="26"/>
+          <w:lang w:val="es-ES"/>
+        </w:rPr>
+        <w:t>]]</w:t>
+      </w:r>
+      <w:r>
+        <w:rPr>
+          <w:i/>
+          <w:color w:val="000000" w:themeColor="text1"/>
+          <w:sz w:val="26"/>
+          <w:szCs w:val="26"/>
+          <w:lang w:val="es-ES"/>
+        </w:rPr>
+        <w:t xml:space="preserve">, tại Bệnh viện </w:t>
+      </w:r>
+      <w:r>
+        <w:rPr>
+          <w:i/>
+          <w:color w:val="000000" w:themeColor="text1"/>
+          <w:sz w:val="26"/>
+          <w:szCs w:val="26"/>
+          <w:lang w:val="vi-VN"/>
+        </w:rPr>
+        <w:t xml:space="preserve">Phụ Sản </w:t>
+      </w:r>
+      <w:r>
+        <w:rPr>
+          <w:i/>
+          <w:color w:val="000000" w:themeColor="text1"/>
+          <w:sz w:val="26"/>
+          <w:szCs w:val="26"/>
+          <w:lang w:val="es-ES"/>
+        </w:rPr>
+        <w:t>Trung ương, chúng tôi gồm:</w:t>
+      </w:r>
+    </w:p>
+    <w:p>
+      <w:pPr>
+        <w:shd w:val="clear" w:color="auto" w:fill="FFFFFF" w:themeFill="background1"/>
+        <w:spacing w:after="0" w:line="360" w:lineRule="auto"/>
+        <w:ind w:firstLine="567"/>
+        <w:jc w:val="both"/>
+        <w:rPr>
+          <w:color w:val="000000" w:themeColor="text1"/>
+          <w:sz w:val="26"/>
+          <w:szCs w:val="26"/>
+          <w:lang w:val="es-ES"/>
+        </w:rPr>
+      </w:pPr>
+      <w:r>
+        <w:rPr>
+          <w:b/>
+          <w:bCs/>
+          <w:color w:val="000000" w:themeColor="text1"/>
+          <w:szCs w:val="26"/>
+          <w:lang w:val="es-ES"/>
+        </w:rPr>
+        <w:t xml:space="preserve">BÊN A: </w:t>
+      </w:r>
+      <w:r>
+        <w:rPr>
+          <w:b/>
+          <w:bCs/>
+          <w:color w:val="000000" w:themeColor="text1"/>
+          <w:sz w:val="26"/>
+          <w:lang w:val="es-ES"/>
+        </w:rPr>
+        <w:t>BỆNH VIỆN PHỤ SẢN TRUNG ƯƠNG</w:t>
+      </w:r>
+    </w:p>
+    <w:p>
+      <w:pPr>
+        <w:shd w:val="clear" w:color="auto" w:fill="FFFFFF" w:themeFill="background1"/>
+        <w:spacing w:after="0" w:line="360" w:lineRule="auto"/>
+        <w:ind w:firstLine="567"/>
+        <w:jc w:val="both"/>
+        <w:rPr>
+          <w:color w:val="000000" w:themeColor="text1"/>
+          <w:sz w:val="26"/>
+          <w:szCs w:val="26"/>
+          <w:lang w:val="es-ES"/>
+        </w:rPr>
+      </w:pPr>
+      <w:r>
+        <w:rPr>
+          <w:color w:val="000000" w:themeColor="text1"/>
+          <w:sz w:val="26"/>
+          <w:szCs w:val="26"/>
+          <w:lang w:val="es-ES"/>
+        </w:rPr>
+        <w:t xml:space="preserve">Đại </w:t>
+      </w:r>
+      <w:proofErr w:type="gramStart"/>
+      <w:r>
+        <w:rPr>
+          <w:color w:val="000000" w:themeColor="text1"/>
+          <w:sz w:val="26"/>
+          <w:szCs w:val="26"/>
+          <w:lang w:val="es-ES"/>
+        </w:rPr>
+        <w:t>diện :</w:t>
+      </w:r>
+      <w:proofErr w:type="gramEnd"/>
+      <w:r>
+        <w:rPr>
+          <w:color w:val="000000" w:themeColor="text1"/>
+          <w:sz w:val="26"/>
+          <w:szCs w:val="26"/>
+          <w:lang w:val="es-ES"/>
+        </w:rPr>
+        <w:t xml:space="preserve"> </w:t>
+      </w:r>
+      <w:r>
+        <w:rPr>
+          <w:color w:val="000000" w:themeColor="text1"/>
+          <w:sz w:val="26"/>
+          <w:szCs w:val="26"/>
+          <w:lang w:val="es-ES"/>
+        </w:rPr>
+        <w:t>[[</w:t>
+      </w:r>
+      <w:r>
+        <w:rPr>
+          <w:color w:val="000000" w:themeColor="text1"/>
+          <w:sz w:val="26"/>
+          <w:szCs w:val="26"/>
+          <w:lang w:val="es-ES"/>
+        </w:rPr>
+        <w:t>HoTenGV</w:t>
+      </w:r>
+      <w:r>
+        <w:rPr>
+          <w:color w:val="000000" w:themeColor="text1"/>
+          <w:sz w:val="26"/>
+          <w:szCs w:val="26"/>
+          <w:lang w:val="es-ES"/>
+        </w:rPr>
+        <w:t>]]</w:t>
+      </w:r>
+    </w:p>
+    <w:p>
+      <w:pPr>
+        <w:shd w:val="clear" w:color="auto" w:fill="FFFFFF" w:themeFill="background1"/>
+        <w:spacing w:after="0" w:line="360" w:lineRule="auto"/>
+        <w:ind w:firstLine="567"/>
+        <w:jc w:val="both"/>
+        <w:rPr>
+          <w:color w:val="000000" w:themeColor="text1"/>
+          <w:sz w:val="26"/>
+          <w:szCs w:val="26"/>
+          <w:lang w:val="es-ES"/>
+        </w:rPr>
+      </w:pPr>
+      <w:r>
+        <w:rPr>
+          <w:color w:val="000000" w:themeColor="text1"/>
+          <w:sz w:val="26"/>
+          <w:szCs w:val="26"/>
+          <w:lang w:val="es-ES"/>
+        </w:rPr>
+        <w:t xml:space="preserve">Chức vụ: </w:t>
+      </w:r>
+      <w:r>
+        <w:rPr>
+          <w:color w:val="000000" w:themeColor="text1"/>
+          <w:sz w:val="26"/>
+          <w:szCs w:val="26"/>
+          <w:lang w:val="es-ES"/>
+        </w:rPr>
+        <w:t>[[</w:t>
+      </w:r>
+      <w:r>
+        <w:rPr>
+          <w:color w:val="000000" w:themeColor="text1"/>
+          <w:sz w:val="26"/>
+          <w:szCs w:val="26"/>
+          <w:lang w:val="es-ES"/>
+        </w:rPr>
+        <w:t>ChucDanhChucVuGV</w:t>
+      </w:r>
+      <w:r>
+        <w:rPr>
+          <w:color w:val="000000" w:themeColor="text1"/>
+          <w:sz w:val="26"/>
+          <w:szCs w:val="26"/>
+          <w:lang w:val="es-ES"/>
+        </w:rPr>
+        <w:t>]]</w:t>
+      </w:r>
+    </w:p>
+    <w:p>
+      <w:pPr>
+        <w:shd w:val="clear" w:color="auto" w:fill="FFFFFF" w:themeFill="background1"/>
+        <w:spacing w:after="0" w:line="360" w:lineRule="auto"/>
+        <w:ind w:firstLine="567"/>
+        <w:jc w:val="both"/>
+        <w:rPr>
+          <w:color w:val="000000" w:themeColor="text1"/>
+          <w:sz w:val="26"/>
+          <w:szCs w:val="26"/>
+          <w:lang w:val="es-ES"/>
+        </w:rPr>
+      </w:pPr>
+      <w:r>
+        <w:rPr>
+          <w:color w:val="000000" w:themeColor="text1"/>
+          <w:sz w:val="26"/>
+          <w:szCs w:val="26"/>
+          <w:lang w:val="es-ES"/>
+        </w:rPr>
+        <w:t>Địa chỉ: số 01 đường Triệu Quốc Đạt - Hoàn Kiếm - Hà Nội</w:t>
+      </w:r>
+    </w:p>
+    <w:p>
+      <w:pPr>
+        <w:shd w:val="clear" w:color="auto" w:fill="FFFFFF" w:themeFill="background1"/>
+        <w:spacing w:after="0" w:line="360" w:lineRule="auto"/>
+        <w:ind w:firstLine="567"/>
+        <w:jc w:val="both"/>
+        <w:rPr>
+          <w:color w:val="000000" w:themeColor="text1"/>
+          <w:sz w:val="26"/>
+          <w:szCs w:val="26"/>
+          <w:lang w:val="es-ES"/>
+        </w:rPr>
+      </w:pPr>
+      <w:r>
+        <w:rPr>
+          <w:color w:val="000000" w:themeColor="text1"/>
+          <w:sz w:val="26"/>
+          <w:szCs w:val="26"/>
+          <w:lang w:val="es-ES"/>
+        </w:rPr>
+        <w:t xml:space="preserve">Điện thoại: </w:t>
+      </w:r>
+      <w:r>
+        <w:rPr>
+          <w:color w:val="000000" w:themeColor="text1"/>
+          <w:sz w:val="26"/>
+          <w:szCs w:val="26"/>
+          <w:lang w:val="es-ES"/>
+        </w:rPr>
+        <w:t>[[</w:t>
+      </w:r>
+      <w:r>
+        <w:rPr>
+          <w:color w:val="000000" w:themeColor="text1"/>
+          <w:sz w:val="26"/>
+          <w:szCs w:val="26"/>
+          <w:lang w:val="es-ES"/>
+        </w:rPr>
+        <w:t>SdtGV</w:t>
+      </w:r>
+      <w:r>
+        <w:rPr>
+          <w:color w:val="000000" w:themeColor="text1"/>
+          <w:sz w:val="26"/>
+          <w:szCs w:val="26"/>
+          <w:lang w:val="es-ES"/>
+        </w:rPr>
+        <w:t>]]</w:t>
+      </w:r>
+    </w:p>
+    <w:p>
+      <w:pPr>
+        <w:shd w:val="clear" w:color="auto" w:fill="FFFFFF" w:themeFill="background1"/>
+        <w:spacing w:after="0" w:line="360" w:lineRule="auto"/>
+        <w:ind w:firstLine="567"/>
+        <w:jc w:val="both"/>
+        <w:rPr>
+          <w:b/>
+          <w:bCs/>
+          <w:color w:val="000000" w:themeColor="text1"/>
+          <w:sz w:val="26"/>
+          <w:szCs w:val="26"/>
+          <w:lang w:val="es-ES"/>
+        </w:rPr>
+      </w:pPr>
+      <w:r>
+        <w:rPr>
+          <w:b/>
+          <w:bCs/>
+          <w:color w:val="000000" w:themeColor="text1"/>
+          <w:sz w:val="26"/>
+          <w:szCs w:val="26"/>
+          <w:lang w:val="es-ES"/>
+        </w:rPr>
+        <w:t>BÊN B: NGƯỜI ĐĂNG KÝ THỰC HÀNH</w:t>
+      </w:r>
+    </w:p>
+    <w:p>
+      <w:pPr>
+        <w:shd w:val="clear" w:color="auto" w:fill="FFFFFF" w:themeFill="background1"/>
+        <w:spacing w:after="0" w:line="360" w:lineRule="auto"/>
+        <w:ind w:firstLine="567"/>
+        <w:jc w:val="both"/>
+        <w:rPr>
+          <w:color w:val="000000" w:themeColor="text1"/>
+          <w:sz w:val="26"/>
+          <w:szCs w:val="26"/>
+          <w:lang w:val="es-ES"/>
+        </w:rPr>
+      </w:pPr>
+      <w:r>
+        <w:rPr>
+          <w:color w:val="000000" w:themeColor="text1"/>
+          <w:sz w:val="26"/>
+          <w:szCs w:val="26"/>
+          <w:lang w:val="es-ES"/>
+        </w:rPr>
+        <w:t xml:space="preserve">Ông/Bà: </w:t>
+      </w:r>
+      <w:r>
+        <w:rPr>
+          <w:color w:val="000000" w:themeColor="text1"/>
+          <w:sz w:val="26"/>
+          <w:szCs w:val="26"/>
+          <w:lang w:val="es-ES"/>
+        </w:rPr>
+        <w:t>[[</w:t>
+      </w:r>
+      <w:r>
+        <w:rPr>
+          <w:color w:val="000000" w:themeColor="text1"/>
+          <w:sz w:val="26"/>
+          <w:szCs w:val="26"/>
+          <w:lang w:val="es-ES"/>
+        </w:rPr>
+        <w:t>HoTenHV</w:t>
+      </w:r>
+      <w:r>
+        <w:rPr>
+          <w:color w:val="000000" w:themeColor="text1"/>
+          <w:sz w:val="26"/>
+          <w:szCs w:val="26"/>
+          <w:lang w:val="es-ES"/>
+        </w:rPr>
+        <w:t>]]</w:t>
+      </w:r>
+    </w:p>
+    <w:p>
+      <w:pPr>
+        <w:shd w:val="clear" w:color="auto" w:fill="FFFFFF" w:themeFill="background1"/>
+        <w:tabs>
+          <w:tab w:val="left" w:pos="1080"/>
+          <w:tab w:val="right" w:leader="dot" w:pos="9214"/>
+        </w:tabs>
+        <w:spacing w:after="0" w:line="360" w:lineRule="auto"/>
+        <w:ind w:firstLine="567"/>
+        <w:jc w:val="both"/>
+        <w:rPr>
+          <w:color w:val="000000" w:themeColor="text1"/>
+          <w:sz w:val="26"/>
+          <w:szCs w:val="26"/>
+          <w:lang w:val="es-ES"/>
+        </w:rPr>
+      </w:pPr>
+      <w:r>
+        <w:rPr>
+          <w:color w:val="000000" w:themeColor="text1"/>
+          <w:sz w:val="26"/>
+          <w:szCs w:val="26"/>
+          <w:lang w:val="es-ES"/>
+        </w:rPr>
+        <w:t xml:space="preserve">Sinh ngày: </w:t>
+      </w:r>
+      <w:r>
+        <w:rPr>
+          <w:color w:val="000000" w:themeColor="text1"/>
+          <w:sz w:val="26"/>
+          <w:szCs w:val="26"/>
+          <w:lang w:val="es-ES"/>
+        </w:rPr>
+        <w:t>[[</w:t>
+      </w:r>
+      <w:r>
+        <w:rPr>
+          <w:color w:val="000000" w:themeColor="text1"/>
+          <w:sz w:val="26"/>
+          <w:szCs w:val="26"/>
+          <w:lang w:val="es-ES"/>
+        </w:rPr>
+        <w:t>NgaySinhHV</w:t>
+      </w:r>
+      <w:r>
+        <w:rPr>
+          <w:color w:val="000000" w:themeColor="text1"/>
+          <w:sz w:val="26"/>
+          <w:szCs w:val="26"/>
+          <w:lang w:val="es-ES"/>
+        </w:rPr>
+        <w:t>]]</w:t>
+      </w:r>
+    </w:p>
+    <w:p>
+      <w:pPr>
+        <w:shd w:val="clear" w:color="auto" w:fill="FFFFFF" w:themeFill="background1"/>
+        <w:tabs>
+          <w:tab w:val="left" w:pos="1080"/>
+          <w:tab w:val="left" w:leader="dot" w:pos="9214"/>
+        </w:tabs>
+        <w:spacing w:after="0" w:line="360" w:lineRule="auto"/>
+        <w:ind w:firstLine="567"/>
+        <w:jc w:val="both"/>
+        <w:rPr>
+          <w:color w:val="000000" w:themeColor="text1"/>
+          <w:sz w:val="26"/>
+          <w:szCs w:val="26"/>
+          <w:lang w:val="es-ES"/>
+        </w:rPr>
+      </w:pPr>
+      <w:r>
+        <w:rPr>
+          <w:color w:val="000000" w:themeColor="text1"/>
+          <w:sz w:val="26"/>
+          <w:szCs w:val="26"/>
+          <w:lang w:val="es-ES"/>
+        </w:rPr>
+        <w:t xml:space="preserve">Văn bằng chuyên môn: </w:t>
+      </w:r>
+      <w:r>
+        <w:rPr>
+          <w:color w:val="000000" w:themeColor="text1"/>
+          <w:sz w:val="26"/>
+          <w:szCs w:val="26"/>
+          <w:lang w:val="es-ES"/>
+        </w:rPr>
+        <w:t>[[</w:t>
+      </w:r>
+      <w:r>
+        <w:rPr>
+          <w:color w:val="000000" w:themeColor="text1"/>
+          <w:sz w:val="26"/>
+          <w:szCs w:val="26"/>
+          <w:lang w:val="es-ES"/>
+        </w:rPr>
+        <w:t>VanBangChuyenMonHV</w:t>
+      </w:r>
+      <w:r>
+        <w:rPr>
+          <w:color w:val="000000" w:themeColor="text1"/>
+          <w:sz w:val="26"/>
+          <w:szCs w:val="26"/>
+          <w:lang w:val="es-ES"/>
+        </w:rPr>
+        <w:t>]]</w:t>
+      </w:r>
+    </w:p>
+    <w:p>
+      <w:pPr>
+        <w:shd w:val="clear" w:color="auto" w:fill="FFFFFF" w:themeFill="background1"/>
+        <w:tabs>
+          <w:tab w:val="left" w:pos="1080"/>
+          <w:tab w:val="left" w:leader="dot" w:pos="9214"/>
+        </w:tabs>
+        <w:spacing w:after="0" w:line="360" w:lineRule="auto"/>
+        <w:ind w:firstLine="567"/>
+        <w:jc w:val="both"/>
+        <w:rPr>
+          <w:color w:val="000000" w:themeColor="text1"/>
+          <w:sz w:val="26"/>
+          <w:szCs w:val="26"/>
+          <w:lang w:val="es-ES"/>
+        </w:rPr>
+      </w:pPr>
+      <w:r>
+        <w:rPr>
+          <w:color w:val="000000" w:themeColor="text1"/>
+          <w:sz w:val="26"/>
+          <w:szCs w:val="26"/>
+          <w:lang w:val="es-ES"/>
+        </w:rPr>
+        <w:t xml:space="preserve">Địa chỉ thường trú: </w:t>
+      </w:r>
+      <w:r>
+        <w:rPr>
+          <w:color w:val="000000" w:themeColor="text1"/>
+          <w:sz w:val="26"/>
+          <w:szCs w:val="26"/>
+          <w:lang w:val="es-ES"/>
+        </w:rPr>
+        <w:t>[[</w:t>
+      </w:r>
+      <w:r>
+        <w:rPr>
+          <w:color w:val="000000" w:themeColor="text1"/>
+          <w:sz w:val="26"/>
+          <w:szCs w:val="26"/>
+          <w:lang w:val="es-ES"/>
+        </w:rPr>
+        <w:t>DiaChiNhaRiengHV</w:t>
+      </w:r>
+      <w:r>
+        <w:rPr>
+          <w:color w:val="000000" w:themeColor="text1"/>
+          <w:sz w:val="26"/>
+          <w:szCs w:val="26"/>
+          <w:lang w:val="es-ES"/>
+        </w:rPr>
+        <w:t>]]</w:t>
+      </w:r>
+    </w:p>
+    <w:p>
+      <w:pPr>
+        <w:shd w:val="clear" w:color="auto" w:fill="FFFFFF" w:themeFill="background1"/>
+        <w:spacing w:after="0" w:line="360" w:lineRule="auto"/>
+        <w:ind w:firstLine="567"/>
+        <w:jc w:val="both"/>
+        <w:rPr>
+          <w:color w:val="000000" w:themeColor="text1"/>
+          <w:sz w:val="20"/>
+          <w:szCs w:val="20"/>
+          <w:lang w:val="es-ES"/>
+        </w:rPr>
+      </w:pPr>
+      <w:r>
+        <w:rPr>
+          <w:color w:val="000000" w:themeColor="text1"/>
+          <w:sz w:val="26"/>
+          <w:szCs w:val="26"/>
+          <w:lang w:val="es-ES"/>
+        </w:rPr>
+        <w:t xml:space="preserve">Căn cước công dân số/định danh cá nhân: </w:t>
+      </w:r>
+      <w:r>
+        <w:rPr>
+          <w:color w:val="000000" w:themeColor="text1"/>
+          <w:sz w:val="26"/>
+          <w:szCs w:val="26"/>
+          <w:lang w:val="es-ES"/>
+        </w:rPr>
+        <w:t>[[</w:t>
+      </w:r>
+      <w:r>
+        <w:rPr>
+          <w:color w:val="000000" w:themeColor="text1"/>
+          <w:sz w:val="26"/>
+          <w:szCs w:val="26"/>
+          <w:lang w:val="es-ES"/>
+        </w:rPr>
+        <w:t>SoCMND_CCCDHV</w:t>
+      </w:r>
+      <w:r>
+        <w:rPr>
+          <w:color w:val="000000" w:themeColor="text1"/>
+          <w:sz w:val="26"/>
+          <w:szCs w:val="26"/>
+          <w:lang w:val="es-ES"/>
+        </w:rPr>
+        <w:t>]]</w:t>
+      </w:r>
+    </w:p>
+    <w:p>
+      <w:pPr>
+        <w:shd w:val="clear" w:color="auto" w:fill="FFFFFF" w:themeFill="background1"/>
+        <w:spacing w:after="0" w:line="360" w:lineRule="auto"/>
+        <w:ind w:firstLine="567"/>
+        <w:jc w:val="both"/>
+        <w:rPr>
+          <w:color w:val="000000" w:themeColor="text1"/>
+          <w:sz w:val="26"/>
+          <w:szCs w:val="26"/>
+          <w:lang w:val="es-ES"/>
+        </w:rPr>
+      </w:pPr>
+      <w:r>
+        <w:rPr>
+          <w:color w:val="000000" w:themeColor="text1"/>
+          <w:sz w:val="26"/>
+          <w:szCs w:val="26"/>
+          <w:lang w:val="es-ES"/>
+        </w:rPr>
+        <w:t>N</w:t>
+      </w:r>
+      <w:r>
+        <w:rPr>
+          <w:color w:val="000000" w:themeColor="text1"/>
+          <w:sz w:val="26"/>
+          <w:szCs w:val="26"/>
+          <w:lang w:val="vi-VN"/>
+        </w:rPr>
+        <w:t>gày cấp</w:t>
+      </w:r>
+      <w:r>
+        <w:rPr>
+          <w:color w:val="000000" w:themeColor="text1"/>
+          <w:sz w:val="26"/>
+          <w:szCs w:val="26"/>
+          <w:lang w:val="es-ES"/>
+        </w:rPr>
+        <w:t xml:space="preserve">: </w:t>
+      </w:r>
+      <w:r>
+        <w:rPr>
+          <w:color w:val="000000" w:themeColor="text1"/>
+          <w:sz w:val="26"/>
+          <w:szCs w:val="26"/>
+          <w:lang w:val="es-ES"/>
+        </w:rPr>
+        <w:t>[[</w:t>
+      </w:r>
+      <w:r>
+        <w:rPr>
+          <w:color w:val="000000" w:themeColor="text1"/>
+          <w:sz w:val="26"/>
+          <w:szCs w:val="26"/>
+          <w:lang w:val="es-ES"/>
+        </w:rPr>
+        <w:t>NgayCapHV</w:t>
+      </w:r>
+      <w:r>
+        <w:rPr>
+          <w:color w:val="000000" w:themeColor="text1"/>
+          <w:sz w:val="26"/>
+          <w:szCs w:val="26"/>
+          <w:lang w:val="es-ES"/>
+        </w:rPr>
+        <w:t>]]</w:t>
+      </w:r>
+    </w:p>
+    <w:p>
+      <w:pPr>
+        <w:shd w:val="clear" w:color="auto" w:fill="FFFFFF" w:themeFill="background1"/>
+        <w:spacing w:after="0" w:line="360" w:lineRule="auto"/>
+        <w:ind w:firstLine="567"/>
+        <w:jc w:val="both"/>
+        <w:rPr>
+          <w:color w:val="000000" w:themeColor="text1"/>
+          <w:sz w:val="26"/>
+          <w:szCs w:val="26"/>
+          <w:lang w:val="es-ES"/>
+        </w:rPr>
+      </w:pPr>
+      <w:r>
+        <w:rPr>
+          <w:color w:val="000000" w:themeColor="text1"/>
+          <w:sz w:val="26"/>
+          <w:szCs w:val="26"/>
+          <w:lang w:val="es-ES"/>
+        </w:rPr>
+        <w:t>N</w:t>
+      </w:r>
+      <w:r>
+        <w:rPr>
+          <w:color w:val="000000" w:themeColor="text1"/>
+          <w:sz w:val="26"/>
+          <w:szCs w:val="26"/>
+          <w:lang w:val="vi-VN"/>
+        </w:rPr>
+        <w:t>ơi cấp</w:t>
+      </w:r>
+      <w:r>
+        <w:rPr>
+          <w:color w:val="000000" w:themeColor="text1"/>
+          <w:sz w:val="26"/>
+          <w:szCs w:val="26"/>
+          <w:lang w:val="es-ES"/>
+        </w:rPr>
+        <w:t xml:space="preserve">: </w:t>
+      </w:r>
+      <w:r>
+        <w:rPr>
+          <w:color w:val="000000" w:themeColor="text1"/>
+          <w:sz w:val="26"/>
+          <w:szCs w:val="26"/>
+          <w:lang w:val="es-ES"/>
+        </w:rPr>
+        <w:t>[[</w:t>
+      </w:r>
+      <w:r>
+        <w:rPr>
+          <w:color w:val="000000" w:themeColor="text1"/>
+          <w:sz w:val="26"/>
+          <w:szCs w:val="26"/>
+          <w:lang w:val="es-ES"/>
+        </w:rPr>
+        <w:t>NoiCapHV</w:t>
+      </w:r>
+      <w:r>
+        <w:rPr>
+          <w:color w:val="000000" w:themeColor="text1"/>
+          <w:sz w:val="26"/>
+          <w:szCs w:val="26"/>
+          <w:lang w:val="es-ES"/>
+        </w:rPr>
+        <w:t>]]</w:t>
+      </w:r>
+    </w:p>
+    <w:p>
+      <w:pPr>
+        <w:shd w:val="clear" w:color="auto" w:fill="FFFFFF" w:themeFill="background1"/>
+        <w:tabs>
+          <w:tab w:val="left" w:pos="1080"/>
+        </w:tabs>
+        <w:spacing w:after="0" w:line="360" w:lineRule="auto"/>
+        <w:ind w:firstLine="567"/>
+        <w:jc w:val="both"/>
+        <w:rPr>
+          <w:color w:val="000000" w:themeColor="text1"/>
+          <w:sz w:val="26"/>
+          <w:szCs w:val="26"/>
+        </w:rPr>
+      </w:pPr>
+      <w:r>
+        <w:rPr>
+          <w:color w:val="000000" w:themeColor="text1"/>
+          <w:sz w:val="26"/>
+          <w:szCs w:val="26"/>
+          <w:lang w:val="vi-VN"/>
+        </w:rPr>
+        <w:t>Thỏa thuận ký kết hợp đồng thực hành khám bệnh, chữa bệnh theo các điều khoản sau đây:</w:t>
+      </w:r>
+    </w:p>
+    <w:p>
+      <w:pPr>
+        <w:shd w:val="clear" w:color="auto" w:fill="FFFFFF" w:themeFill="background1"/>
+        <w:tabs>
+          <w:tab w:val="left" w:pos="1080"/>
+        </w:tabs>
+        <w:spacing w:after="0" w:line="360" w:lineRule="auto"/>
+        <w:ind w:firstLine="567"/>
+        <w:jc w:val="both"/>
+        <w:rPr>
+          <w:b/>
+          <w:bCs/>
+          <w:color w:val="000000" w:themeColor="text1"/>
+          <w:sz w:val="26"/>
+          <w:szCs w:val="26"/>
+          <w:lang w:val="es-ES"/>
+        </w:rPr>
+      </w:pPr>
+      <w:r>
+        <w:rPr>
+          <w:b/>
+          <w:bCs/>
+          <w:color w:val="000000" w:themeColor="text1"/>
+          <w:sz w:val="26"/>
+          <w:szCs w:val="26"/>
+          <w:lang w:val="vi-VN"/>
+        </w:rPr>
+        <w:t>Điều 1. Thời gian, địa điểm và nội dung chuyên môn thực hành</w:t>
+      </w:r>
+    </w:p>
+    <w:p>
+      <w:pPr>
+        <w:shd w:val="clear" w:color="auto" w:fill="FFFFFF" w:themeFill="background1"/>
+        <w:tabs>
+          <w:tab w:val="left" w:pos="1080"/>
+        </w:tabs>
+        <w:spacing w:after="0" w:line="360" w:lineRule="auto"/>
+        <w:ind w:firstLine="567"/>
+        <w:jc w:val="both"/>
+        <w:rPr>
+          <w:color w:val="000000" w:themeColor="text1"/>
+          <w:sz w:val="26"/>
+          <w:szCs w:val="26"/>
+          <w:lang w:val="es-ES"/>
+        </w:rPr>
+      </w:pPr>
+      <w:r>
+        <w:rPr>
+          <w:b/>
+          <w:color w:val="000000" w:themeColor="text1"/>
+          <w:sz w:val="26"/>
+          <w:szCs w:val="26"/>
+          <w:lang w:val="vi-VN"/>
+        </w:rPr>
+        <w:t>1.Thời gian thực hành</w:t>
+      </w:r>
+      <w:r>
+        <w:rPr>
+          <w:color w:val="000000" w:themeColor="text1"/>
+          <w:sz w:val="26"/>
+          <w:szCs w:val="26"/>
+          <w:lang w:val="vi-VN"/>
+        </w:rPr>
+        <w:t xml:space="preserve">: </w:t>
+      </w:r>
+      <w:r>
+        <w:rPr>
+          <w:color w:val="000000" w:themeColor="text1"/>
+          <w:sz w:val="26"/>
+          <w:szCs w:val="26"/>
+          <w:lang w:val="es-ES"/>
+        </w:rPr>
+        <w:t>[[</w:t>
+      </w:r>
+      <w:r>
+        <w:rPr>
+          <w:color w:val="000000" w:themeColor="text1"/>
+          <w:sz w:val="26"/>
+          <w:szCs w:val="26"/>
+          <w:lang w:val="es-ES"/>
+        </w:rPr>
+        <w:t>ThoiGianHoc</w:t>
+      </w:r>
+      <w:r>
+        <w:rPr>
+          <w:color w:val="000000" w:themeColor="text1"/>
+          <w:sz w:val="26"/>
+          <w:szCs w:val="26"/>
+          <w:lang w:val="es-ES"/>
+        </w:rPr>
+        <w:t>]]</w:t>
+      </w:r>
+    </w:p>
+    <w:p>
+      <w:pPr>
+        <w:shd w:val="clear" w:color="auto" w:fill="FFFFFF" w:themeFill="background1"/>
+        <w:tabs>
+          <w:tab w:val="left" w:pos="1080"/>
+        </w:tabs>
+        <w:spacing w:after="0" w:line="360" w:lineRule="auto"/>
+        <w:ind w:firstLine="567"/>
+        <w:jc w:val="both"/>
+        <w:rPr>
+          <w:color w:val="000000" w:themeColor="text1"/>
+          <w:sz w:val="26"/>
+          <w:szCs w:val="26"/>
+          <w:lang w:val="es-ES"/>
+        </w:rPr>
+      </w:pPr>
+      <w:r>
+        <w:rPr>
+          <w:b/>
+          <w:color w:val="000000" w:themeColor="text1"/>
+          <w:sz w:val="26"/>
+          <w:szCs w:val="26"/>
+          <w:lang w:val="es-ES"/>
+        </w:rPr>
+        <w:t xml:space="preserve">2. </w:t>
+      </w:r>
+      <w:r>
+        <w:rPr>
+          <w:b/>
+          <w:color w:val="000000" w:themeColor="text1"/>
+          <w:sz w:val="26"/>
+          <w:szCs w:val="26"/>
+          <w:lang w:val="vi-VN"/>
+        </w:rPr>
+        <w:t>Địa điểm thực hành</w:t>
+      </w:r>
+      <w:r>
+        <w:rPr>
+          <w:color w:val="000000" w:themeColor="text1"/>
+          <w:sz w:val="26"/>
+          <w:szCs w:val="26"/>
+          <w:lang w:val="vi-VN"/>
+        </w:rPr>
+        <w:t>: Bệnh viện Phụ Sản Trung ương</w:t>
+      </w:r>
+      <w:r>
+        <w:rPr>
+          <w:color w:val="000000" w:themeColor="text1"/>
+          <w:sz w:val="26"/>
+          <w:szCs w:val="26"/>
+          <w:lang w:val="es-ES"/>
+        </w:rPr>
+        <w:t>.</w:t>
+      </w:r>
+    </w:p>
+    <w:p>
+      <w:pPr>
+        <w:shd w:val="clear" w:color="auto" w:fill="FFFFFF" w:themeFill="background1"/>
+        <w:tabs>
+          <w:tab w:val="left" w:pos="1080"/>
+        </w:tabs>
+        <w:spacing w:after="0" w:line="360" w:lineRule="auto"/>
+        <w:ind w:firstLine="567"/>
+        <w:jc w:val="both"/>
+        <w:rPr>
+          <w:color w:val="000000" w:themeColor="text1"/>
+          <w:sz w:val="26"/>
+          <w:szCs w:val="26"/>
+          <w:lang w:val="es-ES"/>
+        </w:rPr>
+      </w:pPr>
+      <w:r>
+        <w:rPr>
+          <w:b/>
+          <w:color w:val="000000" w:themeColor="text1"/>
+          <w:sz w:val="26"/>
+          <w:szCs w:val="26"/>
+          <w:lang w:val="es-ES"/>
+        </w:rPr>
+        <w:t xml:space="preserve">3. </w:t>
+      </w:r>
+      <w:r>
+        <w:rPr>
+          <w:b/>
+          <w:color w:val="000000" w:themeColor="text1"/>
+          <w:sz w:val="26"/>
+          <w:szCs w:val="26"/>
+          <w:lang w:val="vi-VN"/>
+        </w:rPr>
+        <w:t>Nội dung chuyên môn thực hành</w:t>
+      </w:r>
+      <w:r>
+        <w:rPr>
+          <w:color w:val="000000" w:themeColor="text1"/>
+          <w:sz w:val="26"/>
+          <w:szCs w:val="26"/>
+          <w:lang w:val="vi-VN"/>
+        </w:rPr>
+        <w:t>: </w:t>
+      </w:r>
+      <w:r>
+        <w:rPr>
+          <w:color w:val="000000" w:themeColor="text1"/>
+          <w:sz w:val="26"/>
+          <w:szCs w:val="26"/>
+          <w:lang w:val="es-ES"/>
+        </w:rPr>
+        <w:t>[[</w:t>
+      </w:r>
+      <w:r>
+        <w:rPr>
+          <w:color w:val="000000" w:themeColor="text1"/>
+          <w:sz w:val="26"/>
+          <w:szCs w:val="26"/>
+          <w:lang w:val="es-ES"/>
+        </w:rPr>
+        <w:t>NoiDungHoc</w:t>
+      </w:r>
+      <w:r>
+        <w:rPr>
+          <w:color w:val="000000" w:themeColor="text1"/>
+          <w:sz w:val="26"/>
+          <w:szCs w:val="26"/>
+          <w:lang w:val="es-ES"/>
+        </w:rPr>
+        <w:t>]]</w:t>
+      </w:r>
+    </w:p>
+    <w:p>
+      <w:pPr>
+        <w:shd w:val="clear" w:color="auto" w:fill="FFFFFF" w:themeFill="background1"/>
+        <w:tabs>
+          <w:tab w:val="left" w:pos="1080"/>
+        </w:tabs>
+        <w:spacing w:after="0" w:line="360" w:lineRule="auto"/>
+        <w:ind w:firstLine="567"/>
+        <w:jc w:val="both"/>
+        <w:rPr>
+          <w:color w:val="000000" w:themeColor="text1"/>
+          <w:sz w:val="26"/>
+          <w:szCs w:val="26"/>
+          <w:lang w:val="es-ES"/>
+        </w:rPr>
+      </w:pPr>
+      <w:r>
+        <w:rPr>
+          <w:b/>
+          <w:bCs/>
+          <w:color w:val="000000" w:themeColor="text1"/>
+          <w:sz w:val="26"/>
+          <w:szCs w:val="26"/>
+          <w:lang w:val="vi-VN"/>
+        </w:rPr>
+        <w:t>Điều 2. Quyền và nghĩa vụ của Bên A</w:t>
+      </w:r>
+    </w:p>
+    <w:p>
+      <w:pPr>
+        <w:shd w:val="clear" w:color="auto" w:fill="FFFFFF" w:themeFill="background1"/>
+        <w:tabs>
+          <w:tab w:val="left" w:pos="1080"/>
+        </w:tabs>
+        <w:spacing w:after="0" w:line="360" w:lineRule="auto"/>
+        <w:ind w:firstLine="567"/>
+        <w:jc w:val="both"/>
+        <w:rPr>
+          <w:color w:val="000000" w:themeColor="text1"/>
+          <w:sz w:val="26"/>
+          <w:szCs w:val="26"/>
+        </w:rPr>
+      </w:pPr>
+      <w:r>
+        <w:rPr>
+          <w:color w:val="000000" w:themeColor="text1"/>
+          <w:sz w:val="26"/>
+          <w:szCs w:val="26"/>
+        </w:rPr>
+        <w:t>1. </w:t>
+      </w:r>
+      <w:r>
+        <w:rPr>
+          <w:color w:val="000000" w:themeColor="text1"/>
+          <w:sz w:val="26"/>
+          <w:szCs w:val="26"/>
+          <w:lang w:val="vi-VN"/>
+        </w:rPr>
+        <w:t>Bên A có quyền:</w:t>
+      </w:r>
+      <w:r>
+        <w:rPr>
+          <w:color w:val="000000" w:themeColor="text1"/>
+          <w:sz w:val="26"/>
+          <w:szCs w:val="26"/>
+        </w:rPr>
+        <w:t xml:space="preserve"> [[</w:t>
+      </w:r>
+      <w:r>
+        <w:rPr>
+          <w:color w:val="000000" w:themeColor="text1"/>
+          <w:sz w:val="26"/>
+          <w:szCs w:val="26"/>
+        </w:rPr>
+        <w:t>QuyenLoiGV</w:t>
+      </w:r>
+      <w:r>
+        <w:rPr>
+          <w:color w:val="000000" w:themeColor="text1"/>
+          <w:sz w:val="26"/>
+          <w:szCs w:val="26"/>
+        </w:rPr>
+        <w:t>]]</w:t>
+      </w:r>
+    </w:p>
+    <w:p>
+      <w:pPr>
+        <w:shd w:val="clear" w:color="auto" w:fill="FFFFFF" w:themeFill="background1"/>
+        <w:tabs>
+          <w:tab w:val="left" w:pos="1080"/>
+        </w:tabs>
+        <w:spacing w:after="0" w:line="360" w:lineRule="auto"/>
+        <w:ind w:firstLine="567"/>
+        <w:jc w:val="both"/>
+        <w:rPr>
+          <w:color w:val="000000" w:themeColor="text1"/>
+          <w:sz w:val="26"/>
+          <w:szCs w:val="26"/>
+          <w:lang w:val="pt-BR"/>
+        </w:rPr>
+      </w:pPr>
+      <w:r>
+        <w:rPr>
+          <w:color w:val="000000" w:themeColor="text1"/>
+          <w:sz w:val="26"/>
+          <w:szCs w:val="26"/>
+          <w:lang w:val="pt-BR"/>
+        </w:rPr>
+        <w:t>2. </w:t>
+      </w:r>
+      <w:r>
+        <w:rPr>
+          <w:color w:val="000000" w:themeColor="text1"/>
+          <w:sz w:val="26"/>
+          <w:szCs w:val="26"/>
+          <w:lang w:val="vi-VN"/>
+        </w:rPr>
+        <w:t>Bên A có nghĩa vụ:</w:t>
+      </w:r>
+      <w:r>
+        <w:rPr>
+          <w:color w:val="000000" w:themeColor="text1"/>
+          <w:sz w:val="26"/>
+          <w:szCs w:val="26"/>
+        </w:rPr>
+        <w:t xml:space="preserve"> </w:t>
+      </w:r>
+      <w:r>
+        <w:rPr>
+          <w:color w:val="000000" w:themeColor="text1"/>
+          <w:sz w:val="26"/>
+          <w:szCs w:val="26"/>
+          <w:lang w:val="pt-BR"/>
+        </w:rPr>
+        <w:t>[[</w:t>
+      </w:r>
+      <w:r>
+        <w:rPr>
+          <w:color w:val="000000" w:themeColor="text1"/>
+          <w:sz w:val="26"/>
+          <w:szCs w:val="26"/>
+          <w:lang w:val="pt-BR"/>
+        </w:rPr>
+        <w:t>NghiaVuGV</w:t>
+      </w:r>
+      <w:r>
+        <w:rPr>
+          <w:color w:val="000000" w:themeColor="text1"/>
+          <w:sz w:val="26"/>
+          <w:szCs w:val="26"/>
+          <w:lang w:val="pt-BR"/>
+        </w:rPr>
+        <w:t>]]</w:t>
+      </w:r>
+    </w:p>
+    <w:p>
+      <w:pPr>
+        <w:shd w:val="clear" w:color="auto" w:fill="FFFFFF" w:themeFill="background1"/>
+        <w:tabs>
+          <w:tab w:val="left" w:pos="1080"/>
+        </w:tabs>
+        <w:spacing w:after="0" w:line="360" w:lineRule="auto"/>
+        <w:ind w:firstLine="567"/>
+        <w:jc w:val="both"/>
+        <w:rPr>
+          <w:color w:val="000000" w:themeColor="text1"/>
+          <w:sz w:val="26"/>
+          <w:szCs w:val="26"/>
+          <w:lang w:val="pt-BR"/>
+        </w:rPr>
+      </w:pPr>
+      <w:r>
+        <w:rPr>
+          <w:b/>
+          <w:bCs/>
+          <w:color w:val="000000" w:themeColor="text1"/>
+          <w:sz w:val="26"/>
+          <w:szCs w:val="26"/>
+          <w:lang w:val="vi-VN"/>
+        </w:rPr>
+        <w:lastRenderedPageBreak/>
+        <w:t>Điều 3. Quyền và nghĩa vụ của Bên B</w:t>
+      </w:r>
+    </w:p>
+    <w:p>
+      <w:pPr>
+        <w:shd w:val="clear" w:color="auto" w:fill="FFFFFF" w:themeFill="background1"/>
+        <w:tabs>
+          <w:tab w:val="left" w:pos="1080"/>
+        </w:tabs>
+        <w:spacing w:after="0" w:line="360" w:lineRule="auto"/>
+        <w:ind w:firstLine="567"/>
+        <w:jc w:val="both"/>
+        <w:rPr>
+          <w:color w:val="000000" w:themeColor="text1"/>
+          <w:sz w:val="26"/>
+          <w:szCs w:val="26"/>
+          <w:lang w:val="pt-BR"/>
+        </w:rPr>
+      </w:pPr>
+      <w:r>
+        <w:rPr>
+          <w:color w:val="000000" w:themeColor="text1"/>
+          <w:sz w:val="26"/>
+          <w:szCs w:val="26"/>
+          <w:lang w:val="pt-BR"/>
+        </w:rPr>
+        <w:t>1. </w:t>
+      </w:r>
+      <w:r>
+        <w:rPr>
+          <w:color w:val="000000" w:themeColor="text1"/>
+          <w:sz w:val="26"/>
+          <w:szCs w:val="26"/>
+          <w:lang w:val="vi-VN"/>
+        </w:rPr>
+        <w:t xml:space="preserve">Bên </w:t>
+      </w:r>
+      <w:r>
+        <w:rPr>
+          <w:color w:val="000000" w:themeColor="text1"/>
+          <w:sz w:val="26"/>
+          <w:szCs w:val="26"/>
+          <w:lang w:val="pt-BR"/>
+        </w:rPr>
+        <w:t>B</w:t>
+      </w:r>
+      <w:r>
+        <w:rPr>
+          <w:color w:val="000000" w:themeColor="text1"/>
+          <w:sz w:val="26"/>
+          <w:szCs w:val="26"/>
+          <w:lang w:val="vi-VN"/>
+        </w:rPr>
+        <w:t xml:space="preserve"> có quyền:</w:t>
+      </w:r>
+      <w:r>
+        <w:rPr>
+          <w:color w:val="000000" w:themeColor="text1"/>
+          <w:sz w:val="26"/>
+          <w:szCs w:val="26"/>
+          <w:lang w:val="pt-BR"/>
+        </w:rPr>
+        <w:t xml:space="preserve"> [[</w:t>
+      </w:r>
+      <w:r>
+        <w:rPr>
+          <w:color w:val="000000" w:themeColor="text1"/>
+          <w:sz w:val="26"/>
+          <w:szCs w:val="26"/>
+          <w:lang w:val="pt-BR"/>
+        </w:rPr>
+        <w:t>QuyenLoiHV</w:t>
+      </w:r>
+      <w:r>
+        <w:rPr>
+          <w:color w:val="000000" w:themeColor="text1"/>
+          <w:sz w:val="26"/>
+          <w:szCs w:val="26"/>
+          <w:lang w:val="pt-BR"/>
+        </w:rPr>
+        <w:t>]]</w:t>
+      </w:r>
+    </w:p>
+    <w:p>
+      <w:pPr>
+        <w:shd w:val="clear" w:color="auto" w:fill="FFFFFF" w:themeFill="background1"/>
+        <w:tabs>
+          <w:tab w:val="left" w:pos="1080"/>
+        </w:tabs>
+        <w:spacing w:after="0" w:line="360" w:lineRule="auto"/>
+        <w:ind w:firstLine="567"/>
+        <w:jc w:val="both"/>
+        <w:rPr>
+          <w:color w:val="000000" w:themeColor="text1"/>
+          <w:sz w:val="26"/>
+          <w:szCs w:val="26"/>
+          <w:lang w:val="pt-BR"/>
+        </w:rPr>
+      </w:pPr>
+      <w:r>
+        <w:rPr>
+          <w:color w:val="000000" w:themeColor="text1"/>
+          <w:sz w:val="26"/>
+          <w:szCs w:val="26"/>
+          <w:lang w:val="pt-BR"/>
+        </w:rPr>
+        <w:t>2. </w:t>
+      </w:r>
+      <w:r>
+        <w:rPr>
+          <w:color w:val="000000" w:themeColor="text1"/>
+          <w:sz w:val="26"/>
+          <w:szCs w:val="26"/>
+          <w:lang w:val="vi-VN"/>
+        </w:rPr>
+        <w:t xml:space="preserve">Bên </w:t>
+      </w:r>
+      <w:r>
+        <w:rPr>
+          <w:color w:val="000000" w:themeColor="text1"/>
+          <w:sz w:val="26"/>
+          <w:szCs w:val="26"/>
+          <w:lang w:val="pt-BR"/>
+        </w:rPr>
+        <w:t>B</w:t>
+      </w:r>
+      <w:r>
+        <w:rPr>
+          <w:color w:val="000000" w:themeColor="text1"/>
+          <w:sz w:val="26"/>
+          <w:szCs w:val="26"/>
+          <w:lang w:val="vi-VN"/>
+        </w:rPr>
+        <w:t xml:space="preserve"> có nghĩa vụ:</w:t>
+      </w:r>
+      <w:r>
+        <w:rPr>
+          <w:color w:val="000000" w:themeColor="text1"/>
+          <w:sz w:val="26"/>
+          <w:szCs w:val="26"/>
+          <w:lang w:val="pt-BR"/>
+        </w:rPr>
+        <w:t xml:space="preserve"> [[</w:t>
+      </w:r>
+      <w:r>
+        <w:rPr>
+          <w:color w:val="000000" w:themeColor="text1"/>
+          <w:sz w:val="26"/>
+          <w:szCs w:val="26"/>
+          <w:lang w:val="pt-BR"/>
+        </w:rPr>
+        <w:t>NghiaVuHV</w:t>
+      </w:r>
+      <w:r>
+        <w:rPr>
+          <w:color w:val="000000" w:themeColor="text1"/>
+          <w:sz w:val="26"/>
+          <w:szCs w:val="26"/>
+          <w:lang w:val="pt-BR"/>
+        </w:rPr>
+        <w:t>]]</w:t>
+      </w:r>
+    </w:p>
+    <w:p>
+      <w:pPr>
+        <w:shd w:val="clear" w:color="auto" w:fill="FFFFFF" w:themeFill="background1"/>
+        <w:tabs>
+          <w:tab w:val="left" w:pos="1080"/>
+        </w:tabs>
+        <w:spacing w:after="0" w:line="360" w:lineRule="auto"/>
+        <w:ind w:firstLine="567"/>
+        <w:jc w:val="both"/>
+        <w:rPr>
+          <w:color w:val="000000" w:themeColor="text1"/>
+          <w:sz w:val="26"/>
+          <w:szCs w:val="26"/>
+          <w:lang w:val="pt-BR"/>
+        </w:rPr>
+      </w:pPr>
+      <w:r>
+        <w:rPr>
+          <w:b/>
+          <w:bCs/>
+          <w:color w:val="000000" w:themeColor="text1"/>
+          <w:sz w:val="26"/>
+          <w:szCs w:val="26"/>
+          <w:lang w:val="vi-VN"/>
+        </w:rPr>
+        <w:t>Điều 4. Điều khoản thi hành</w:t>
+      </w:r>
+    </w:p>
+    <w:p>
+      <w:pPr>
+        <w:shd w:val="clear" w:color="auto" w:fill="FFFFFF" w:themeFill="background1"/>
+        <w:tabs>
+          <w:tab w:val="left" w:pos="1080"/>
+        </w:tabs>
+        <w:spacing w:after="0" w:line="360" w:lineRule="auto"/>
+        <w:ind w:firstLine="567"/>
+        <w:jc w:val="both"/>
+        <w:rPr>
+          <w:color w:val="000000" w:themeColor="text1"/>
+          <w:sz w:val="26"/>
+          <w:szCs w:val="26"/>
+          <w:lang w:val="pt-BR"/>
+        </w:rPr>
+      </w:pPr>
+      <w:r>
+        <w:rPr>
+          <w:color w:val="000000" w:themeColor="text1"/>
+          <w:sz w:val="26"/>
+          <w:szCs w:val="26"/>
+          <w:lang w:val="pt-BR"/>
+        </w:rPr>
+        <w:t>1. </w:t>
+      </w:r>
+      <w:r>
+        <w:rPr>
+          <w:color w:val="000000" w:themeColor="text1"/>
+          <w:sz w:val="26"/>
+          <w:szCs w:val="26"/>
+          <w:lang w:val="vi-VN"/>
+        </w:rPr>
+        <w:t>Hợp đồng này có hiệu lực kể từ ngày ký và sẽ hết hiệu lực khi kết thúc thời gian thực hành và các bên đã hoàn thành các nghĩa vụ của Hợp đồng.</w:t>
+      </w:r>
+    </w:p>
+    <w:p>
+      <w:pPr>
+        <w:shd w:val="clear" w:color="auto" w:fill="FFFFFF" w:themeFill="background1"/>
+        <w:tabs>
+          <w:tab w:val="left" w:pos="1080"/>
+        </w:tabs>
+        <w:spacing w:after="0" w:line="360" w:lineRule="auto"/>
+        <w:ind w:firstLine="567"/>
+        <w:jc w:val="both"/>
+        <w:rPr>
+          <w:color w:val="000000" w:themeColor="text1"/>
+          <w:sz w:val="26"/>
+          <w:szCs w:val="26"/>
+          <w:lang w:val="vi-VN"/>
+        </w:rPr>
+      </w:pPr>
+      <w:r>
+        <w:rPr>
+          <w:color w:val="000000" w:themeColor="text1"/>
+          <w:sz w:val="26"/>
+          <w:szCs w:val="26"/>
+          <w:lang w:val="pt-BR"/>
+        </w:rPr>
+        <w:t>2. </w:t>
+      </w:r>
+      <w:r>
+        <w:rPr>
+          <w:color w:val="000000" w:themeColor="text1"/>
+          <w:sz w:val="26"/>
+          <w:szCs w:val="26"/>
+          <w:lang w:val="vi-VN"/>
+        </w:rPr>
+        <w:t>Hai bên cam kết thực hiện đúng những điều khoản nêu trên, bên nào vi phạm bên đó phải chịu trách nhiệm trước pháp luật. Trong quá trình thực hiện Hợp đồng, nếu xảy ra tranh chấp thì hai bên cùng nhau thương lượng giải quyết, nếu không thống nhất thì đưa ra Tòa án để giải quyết.</w:t>
+      </w:r>
+    </w:p>
+    <w:p>
+      <w:pPr>
+        <w:shd w:val="clear" w:color="auto" w:fill="FFFFFF" w:themeFill="background1"/>
+        <w:tabs>
+          <w:tab w:val="left" w:pos="1080"/>
+        </w:tabs>
+        <w:spacing w:after="0" w:line="360" w:lineRule="auto"/>
+        <w:ind w:firstLine="567"/>
+        <w:jc w:val="both"/>
+        <w:rPr>
+          <w:color w:val="000000" w:themeColor="text1"/>
+          <w:sz w:val="26"/>
+          <w:szCs w:val="26"/>
+          <w:lang w:val="vi-VN"/>
+        </w:rPr>
+      </w:pPr>
+      <w:r>
+        <w:rPr>
+          <w:color w:val="000000" w:themeColor="text1"/>
+          <w:sz w:val="26"/>
+          <w:szCs w:val="26"/>
+          <w:lang w:val="vi-VN"/>
+        </w:rPr>
+        <w:t>3. Hợp đồng này làm thành hai bản có giá trị pháp lý như nhau, mỗi bên giữ một bản./.</w:t>
+      </w:r>
+    </w:p>
+    <w:tbl>
+      <w:tblPr>
+        <w:tblW w:w="9280" w:type="dxa"/>
+        <w:jc w:val="center"/>
+        <w:tblCellSpacing w:w="0" w:type="dxa"/>
+        <w:tblCellMar>
+          <w:left w:w="0" w:type="dxa"/>
+          <w:right w:w="0" w:type="dxa"/>
+        </w:tblCellMar>
+        <w:tblLook w:val="04A0" w:firstRow="1" w:lastRow="0" w:firstColumn="1" w:lastColumn="0" w:noHBand="0" w:noVBand="1"/>
+      </w:tblPr>
+      <w:tblGrid>
+        <w:gridCol w:w="4639"/>
+        <w:gridCol w:w="4641"/>
+      </w:tblGrid>
+      <w:tr>
+        <w:trPr>
+          <w:tblCellSpacing w:w="0" w:type="dxa"/>
+          <w:jc w:val="center"/>
+        </w:trPr>
+        <w:tc>
+          <w:tcPr>
+            <w:tcW w:w="4639" w:type="dxa"/>
+            <w:tcMar>
+              <w:top w:w="0" w:type="dxa"/>
+              <w:left w:w="108" w:type="dxa"/>
+              <w:bottom w:w="0" w:type="dxa"/>
+              <w:right w:w="108" w:type="dxa"/>
+            </w:tcMar>
+            <w:hideMark/>
+          </w:tcPr>
+          <w:p>
+            <w:pPr>
+              <w:shd w:val="clear" w:color="auto" w:fill="FFFFFF" w:themeFill="background1"/>
+              <w:jc w:val="center"/>
+              <w:rPr>
+                <w:b/>
+                <w:iCs/>
+                <w:color w:val="000000" w:themeColor="text1"/>
+                <w:sz w:val="26"/>
+                <w:szCs w:val="26"/>
+                <w:lang w:val="vi-VN"/>
+              </w:rPr>
+            </w:pPr>
+            <w:r>
+              <w:rPr>
+                <w:b/>
+                <w:bCs/>
+                <w:color w:val="000000" w:themeColor="text1"/>
+                <w:sz w:val="26"/>
+                <w:szCs w:val="26"/>
+                <w:lang w:val="vi-VN"/>
+              </w:rPr>
+              <w:t>BÊN A</w:t>
+            </w:r>
+          </w:p>
+          <w:p>
+            <w:pPr>
+              <w:shd w:val="clear" w:color="auto" w:fill="FFFFFF" w:themeFill="background1"/>
+              <w:jc w:val="center"/>
+              <w:rPr>
+                <w:b/>
+                <w:iCs/>
+                <w:color w:val="000000" w:themeColor="text1"/>
+                <w:sz w:val="26"/>
+                <w:szCs w:val="26"/>
+              </w:rPr>
+            </w:pPr>
+            <w:r>
+              <w:rPr>
+                <w:b/>
+                <w:iCs/>
+                <w:color w:val="000000" w:themeColor="text1"/>
+                <w:sz w:val="26"/>
+                <w:szCs w:val="26"/>
+              </w:rPr>
+              <w:t xml:space="preserve">Giám đốc Bệnh viện </w:t>
+            </w:r>
+          </w:p>
+          <w:p>
+            <w:pPr>
+              <w:shd w:val="clear" w:color="auto" w:fill="FFFFFF" w:themeFill="background1"/>
+              <w:jc w:val="center"/>
+              <w:rPr>
+                <w:b/>
+                <w:iCs/>
+                <w:color w:val="000000" w:themeColor="text1"/>
+                <w:sz w:val="26"/>
+                <w:szCs w:val="26"/>
+                <w:lang w:val="vi-VN"/>
+              </w:rPr>
+            </w:pPr>
+          </w:p>
+          <w:p>
+            <w:pPr>
+              <w:shd w:val="clear" w:color="auto" w:fill="FFFFFF" w:themeFill="background1"/>
+              <w:jc w:val="center"/>
+              <w:rPr>
+                <w:b/>
+                <w:iCs/>
+                <w:color w:val="000000" w:themeColor="text1"/>
+                <w:sz w:val="26"/>
+                <w:szCs w:val="26"/>
+                <w:lang w:val="vi-VN"/>
+              </w:rPr>
+            </w:pPr>
+          </w:p>
+          <w:p>
+            <w:pPr>
+              <w:shd w:val="clear" w:color="auto" w:fill="FFFFFF" w:themeFill="background1"/>
+              <w:jc w:val="center"/>
+              <w:rPr>
+                <w:b/>
+                <w:iCs/>
+                <w:color w:val="000000" w:themeColor="text1"/>
+                <w:sz w:val="26"/>
+                <w:szCs w:val="26"/>
+                <w:lang w:val="vi-VN"/>
+              </w:rPr>
+            </w:pPr>
+          </w:p>
+          <w:p>
+            <w:pPr>
+              <w:shd w:val="clear" w:color="auto" w:fill="FFFFFF" w:themeFill="background1"/>
+              <w:jc w:val="center"/>
+              <w:rPr>
+                <w:b/>
+                <w:iCs/>
+                <w:color w:val="000000" w:themeColor="text1"/>
+                <w:sz w:val="26"/>
+                <w:szCs w:val="26"/>
+                <w:lang w:val="vi-VN"/>
+              </w:rPr>
+            </w:pPr>
+          </w:p>
+          <w:p>
+            <w:pPr>
+              <w:shd w:val="clear" w:color="auto" w:fill="FFFFFF" w:themeFill="background1"/>
+              <w:jc w:val="center"/>
+              <w:rPr>
+                <w:color w:val="000000" w:themeColor="text1"/>
+                <w:sz w:val="26"/>
+                <w:szCs w:val="26"/>
+              </w:rPr>
+            </w:pPr>
+            <w:r>
+              <w:rPr>
+                <w:b/>
+                <w:bCs/>
+                <w:color w:val="000000" w:themeColor="text1"/>
+                <w:sz w:val="26"/>
+                <w:szCs w:val="26"/>
+              </w:rPr>
+              <w:t xml:space="preserve"> </w:t>
+            </w:r>
+          </w:p>
+        </w:tc>
+        <w:tc>
+          <w:tcPr>
+            <w:tcW w:w="4641" w:type="dxa"/>
+            <w:tcMar>
+              <w:top w:w="0" w:type="dxa"/>
+              <w:left w:w="108" w:type="dxa"/>
+              <w:bottom w:w="0" w:type="dxa"/>
+              <w:right w:w="108" w:type="dxa"/>
+            </w:tcMar>
+            <w:hideMark/>
+          </w:tcPr>
+          <w:p>
+            <w:pPr>
+              <w:shd w:val="clear" w:color="auto" w:fill="FFFFFF" w:themeFill="background1"/>
+              <w:jc w:val="center"/>
+              <w:rPr>
+                <w:i/>
+                <w:iCs/>
+                <w:color w:val="000000" w:themeColor="text1"/>
+                <w:sz w:val="26"/>
+                <w:szCs w:val="26"/>
+                <w:lang w:val="vi-VN"/>
+              </w:rPr>
+            </w:pPr>
+            <w:r>
+              <w:rPr>
+                <w:b/>
+                <w:bCs/>
+                <w:color w:val="000000" w:themeColor="text1"/>
+                <w:sz w:val="26"/>
+                <w:szCs w:val="26"/>
+                <w:lang w:val="vi-VN"/>
+              </w:rPr>
+              <w:t>BÊN B</w:t>
+            </w:r>
+            <w:r>
+              <w:rPr>
+                <w:b/>
+                <w:bCs/>
+                <w:color w:val="000000" w:themeColor="text1"/>
+                <w:sz w:val="26"/>
+                <w:szCs w:val="26"/>
+                <w:lang w:val="vi-VN"/>
+              </w:rPr>
+              <w:br/>
+            </w:r>
+          </w:p>
+          <w:p>
+            <w:pPr>
+              <w:shd w:val="clear" w:color="auto" w:fill="FFFFFF" w:themeFill="background1"/>
+              <w:jc w:val="center"/>
+              <w:rPr>
+                <w:i/>
+                <w:iCs/>
+                <w:color w:val="000000" w:themeColor="text1"/>
+                <w:sz w:val="26"/>
+                <w:szCs w:val="26"/>
+                <w:lang w:val="vi-VN"/>
+              </w:rPr>
+            </w:pPr>
+          </w:p>
+          <w:p>
+            <w:pPr>
+              <w:shd w:val="clear" w:color="auto" w:fill="FFFFFF" w:themeFill="background1"/>
+              <w:rPr>
+                <w:i/>
+                <w:iCs/>
+                <w:color w:val="000000" w:themeColor="text1"/>
+                <w:sz w:val="26"/>
+                <w:szCs w:val="26"/>
+                <w:lang w:val="vi-VN"/>
+              </w:rPr>
+            </w:pPr>
+          </w:p>
+          <w:p>
+            <w:pPr>
+              <w:shd w:val="clear" w:color="auto" w:fill="FFFFFF" w:themeFill="background1"/>
+              <w:jc w:val="center"/>
+              <w:rPr>
+                <w:i/>
+                <w:iCs/>
+                <w:color w:val="000000" w:themeColor="text1"/>
+                <w:sz w:val="26"/>
+                <w:szCs w:val="26"/>
+                <w:lang w:val="vi-VN"/>
+              </w:rPr>
+            </w:pPr>
+          </w:p>
+          <w:p>
+            <w:pPr>
+              <w:shd w:val="clear" w:color="auto" w:fill="FFFFFF" w:themeFill="background1"/>
+              <w:rPr>
+                <w:b/>
+                <w:color w:val="000000" w:themeColor="text1"/>
+                <w:sz w:val="26"/>
+                <w:szCs w:val="26"/>
+              </w:rPr>
+            </w:pPr>
+            <w:r>
+              <w:rPr>
+                <w:b/>
+                <w:color w:val="000000" w:themeColor="text1"/>
+                <w:sz w:val="26"/>
+                <w:szCs w:val="26"/>
+              </w:rPr>
+              <w:t xml:space="preserve"> </w:t>
+            </w:r>
+          </w:p>
+        </w:tc>
+      </w:tr>
+    </w:tbl>
     <w:p/>
     <w:sectPr>
       <w:pgSz w:w="11907" w:h="16840" w:code="9"/>
@@ -14,7 +2364,7 @@
 </file>
 
 <file path=word/styles.xml><?xml version="1.0" encoding="utf-8"?>
-<w:styles xmlns:mc="http://schemas.openxmlformats.org/markup-compatibility/2006" xmlns:r="http://schemas.openxmlformats.org/officeDocument/2006/relationships" xmlns:w="http://schemas.openxmlformats.org/wordprocessingml/2006/main" xmlns:w14="http://schemas.microsoft.com/office/word/2010/wordml" xmlns:w15="http://schemas.microsoft.com/office/word/2012/wordml" xmlns:w16cex="http://schemas.microsoft.com/office/word/2018/wordml/cex" xmlns:w16cid="http://schemas.microsoft.com/office/word/2016/wordml/cid" xmlns:w16="http://schemas.microsoft.com/office/word/2018/wordml" xmlns:w16sdtdh="http://schemas.microsoft.com/office/word/2020/wordml/sdtdatahash" xmlns:w16se="http://schemas.microsoft.com/office/word/2015/wordml/symex" mc:Ignorable="w14 w15 w16se w16cid w16 w16cex w16sdtdh">
+<w:styles xmlns:mc="http://schemas.openxmlformats.org/markup-compatibility/2006" xmlns:r="http://schemas.openxmlformats.org/officeDocument/2006/relationships" xmlns:w="http://schemas.openxmlformats.org/wordprocessingml/2006/main" xmlns:w14="http://schemas.microsoft.com/office/word/2010/wordml" xmlns:w15="http://schemas.microsoft.com/office/word/2012/wordml" xmlns:w16cex="http://schemas.microsoft.com/office/word/2018/wordml/cex" xmlns:w16cid="http://schemas.microsoft.com/office/word/2016/wordml/cid" xmlns:w16="http://schemas.microsoft.com/office/word/2018/wordml" xmlns:w16du="http://schemas.microsoft.com/office/word/2023/wordml/word16du" xmlns:w16sdtdh="http://schemas.microsoft.com/office/word/2020/wordml/sdtdatahash" xmlns:w16sdtfl="http://schemas.microsoft.com/office/word/2024/wordml/sdtformatlock" xmlns:w16se="http://schemas.microsoft.com/office/word/2015/wordml/symex" mc:Ignorable="w14 w15 w16se w16cid w16 w16cex w16sdtdh w16sdtfl w16du">
   <w:docDefaults>
     <w:rPrDefault>
       <w:rPr>
@@ -187,7 +2537,7 @@
     <w:lsdException w:name="Table Web 2" w:semiHidden="1" w:unhideWhenUsed="1"/>
     <w:lsdException w:name="Table Web 3" w:semiHidden="1" w:unhideWhenUsed="1"/>
     <w:lsdException w:name="Balloon Text" w:semiHidden="1" w:unhideWhenUsed="1"/>
-    <w:lsdException w:name="Table Grid" w:uiPriority="39"/>
+    <w:lsdException w:name="Table Grid" w:uiPriority="59"/>
     <w:lsdException w:name="Table Theme" w:semiHidden="1" w:unhideWhenUsed="1"/>
     <w:lsdException w:name="Placeholder Text" w:semiHidden="1"/>
     <w:lsdException w:name="No Spacing" w:uiPriority="1" w:qFormat="1"/>
@@ -930,6 +3280,33 @@
       <w:spacing w:val="5"/>
     </w:rPr>
   </w:style>
+  <w:style w:type="table" w:styleId="TableGrid">
+    <w:name w:val="Table Grid"/>
+    <w:basedOn w:val="TableNormal"/>
+    <w:uiPriority w:val="59"/>
+    <w:rsid w:val="007334BE"/>
+    <w:pPr>
+      <w:spacing w:after="0" w:line="240" w:lineRule="auto"/>
+    </w:pPr>
+    <w:rPr>
+      <w:rFonts w:eastAsia="Times New Roman" w:cs="Times New Roman"/>
+      <w:kern w:val="0"/>
+      <w:sz w:val="20"/>
+      <w:szCs w:val="20"/>
+      <w:lang w:val="vi-VN" w:eastAsia="vi-VN"/>
+      <w14:ligatures w14:val="none"/>
+    </w:rPr>
+    <w:tblPr>
+      <w:tblBorders>
+        <w:top w:val="single" w:sz="4" w:space="0" w:color="auto"/>
+        <w:left w:val="single" w:sz="4" w:space="0" w:color="auto"/>
+        <w:bottom w:val="single" w:sz="4" w:space="0" w:color="auto"/>
+        <w:right w:val="single" w:sz="4" w:space="0" w:color="auto"/>
+        <w:insideH w:val="single" w:sz="4" w:space="0" w:color="auto"/>
+        <w:insideV w:val="single" w:sz="4" w:space="0" w:color="auto"/>
+      </w:tblBorders>
+    </w:tblPr>
+  </w:style>
 </w:styles>
 </file>
 
